--- a/draft/B1.docx
+++ b/draft/B1.docx
@@ -121,7 +121,25 @@
         <w:jc w:val="both"/>
       </w:pPr>
       <w:r>
-        <w:t xml:space="preserve">The World Wide Web scaled to billions of users because of architectural decisions that gave up stable references, versioning, and bidirectional links. The downsides of this trade-off show today, when information conveyance has societal consequences: a fabricated audio clip of a party leader circulated, unverifiable, during Slovakia’s 2023 pre-election silence; over half the URLs UK ministers gave Parliament in 1997–2006 no longer resolved by 2007; courts in Europe and beyond have received over 1,200 filings with AI-fabricated citations; and copyright courts in Munich and New York must reconstruct attribution trails the Web never recorded. The Web’s architecture deferred, rather than avoided, the cost of coordination, and society now pays it.</w:t>
+        <w:t xml:space="preserve">The World Wide Web scaled to billions of users because of architectural decisions that gave up stable references, versioning, and bidirectional links. The downsides of this trade-off show today, when information conveyance has societal consequences: a fabricated audio clip of a party leader circulated, unverifiable, during Slovakia’s 2023 pre-election silence; over half the URLs </w:t>
+      </w:r>
+      <w:r>
+        <w:rPr>
+          <w:highlight w:val="yellow"/>
+        </w:rPr>
+        <w:t xml:space="preserve">in</w:t>
+      </w:r>
+      <w:r>
+        <w:t xml:space="preserve"> UK </w:t>
+      </w:r>
+      <w:r>
+        <w:rPr>
+          <w:highlight w:val="yellow"/>
+        </w:rPr>
+        <w:t xml:space="preserve">parliamentary answers of</w:t>
+      </w:r>
+      <w:r>
+        <w:t xml:space="preserve"> 1997–2006 no longer resolved by 2007; courts in Europe and beyond have received over 1,200 filings with AI-fabricated citations; and copyright courts in Munich and New York must reconstruct attribution trails the Web never recorded. The Web’s architecture deferred, rather than avoided, the cost of coordination, and society now pays it.</w:t>
       </w:r>
     </w:p>
     <w:p>
@@ -320,7 +338,25 @@
         <w:jc w:val="both"/>
       </w:pPr>
       <w:r>
-        <w:t xml:space="preserve">Society pays for these omissions: In 2007 the UK government found that more than half of the roughly 4,000 URLs ministers had given in answers to Parliamentary Questions since 1997 no longer resolved, and built a redirect service into its national Web archive in response [22]; one in five scholarly articles cites Web content that has since rotted [23]. Two days before Slovakia's 2023 election, a fabricated recording of a party leader discussing vote-rigging circulated with no provenance that voters could check [24]. From February 2027, batteries sold in the EU (and, soon after, products from clothes to detergents) must carry a digital passport with carbon-footprint and due-diligence data assembled from suppliers along the chain [25]. Law shows the cost most sharply, because there a reference's stability is part of the claim it supports. The EU has given judgments and legislation persistent identifiers through ELI [26, 27], but these name documents, not cited passages or versions; half the URLs cited in U.S. Supreme Court opinions no longer resolve, and Perma.cc archives cited pages one citation at a time [28]. By early 2026, more than 1,200 court decisions worldwide concerned AI-fabricated citations [29], and the High Court of England and Wales warned that citing fabricated authorities may lead to referral to the regulator or to contempt proceedings [30]. Content provenance is being moved into camera hardware [31] and into EU law [32, 11], and the Munich Regional Court held in November 2025 that a language model's memorization of song lyrics infringes copyright [33], a similar question to what </w:t>
+        <w:t xml:space="preserve">Society pays for these omissions: In 2007 the UK government found that more than half of the roughly 4,000 URLs </w:t>
+      </w:r>
+      <w:r>
+        <w:rPr>
+          <w:highlight w:val="yellow"/>
+        </w:rPr>
+        <w:t xml:space="preserve">cited</w:t>
+      </w:r>
+      <w:r>
+        <w:t xml:space="preserve"> in </w:t>
+      </w:r>
+      <w:r>
+        <w:rPr>
+          <w:highlight w:val="yellow"/>
+        </w:rPr>
+        <w:t xml:space="preserve">ministerial</w:t>
+      </w:r>
+      <w:r>
+        <w:t xml:space="preserve"> answers to Parliamentary Questions since 1997 no longer resolved, and built a redirect service into its national Web archive in response [22]; one in five scholarly articles cites Web content that has since rotted [23]. Two days before Slovakia's 2023 election, a fabricated recording of a party leader discussing vote-rigging circulated with no provenance that voters could check [24]. From February 2027, batteries sold in the EU (and, soon after, products from clothes to detergents) must carry a digital passport with carbon-footprint and due-diligence data assembled from suppliers along the chain [25]. Law shows the cost most sharply, because there a reference's stability is part of the claim it supports. The EU has given judgments and legislation persistent identifiers through ELI [26, 27], but these name documents, not cited passages or versions; half the URLs cited in U.S. Supreme Court opinions no longer resolve, and Perma.cc archives cited pages one citation at a time [28]. By early 2026, more than 1,200 court decisions worldwide concerned AI-fabricated citations [29], and the High Court of England and Wales warned that citing fabricated authorities may lead to referral to the regulator or to contempt proceedings [30]. Content provenance is being moved into camera hardware [31] and into EU law [32, 11], and the Munich Regional Court held in November 2025 that a language model's memorization of song lyrics infringes copyright [33], a similar question to what </w:t>
       </w:r>
       <w:r>
         <w:rPr>

--- a/draft/B1.docx
+++ b/draft/B1.docx
@@ -121,25 +121,16 @@
         <w:jc w:val="both"/>
       </w:pPr>
       <w:r>
-        <w:t xml:space="preserve">The World Wide Web scaled to billions of users because of architectural decisions that gave up stable references, versioning, and bidirectional links. The downsides of this trade-off show today, when information conveyance has societal consequences: a fabricated audio clip of a party leader circulated, unverifiable, during Slovakia’s 2023 pre-election silence; over half the URLs </w:t>
-      </w:r>
-      <w:r>
-        <w:rPr>
-          <w:highlight w:val="yellow"/>
-        </w:rPr>
-        <w:t xml:space="preserve">in</w:t>
-      </w:r>
-      <w:r>
-        <w:t xml:space="preserve"> UK </w:t>
-      </w:r>
-      <w:r>
-        <w:rPr>
-          <w:highlight w:val="yellow"/>
-        </w:rPr>
-        <w:t xml:space="preserve">parliamentary answers of</w:t>
-      </w:r>
-      <w:r>
-        <w:t xml:space="preserve"> 1997–2006 no longer resolved by 2007; courts in Europe and beyond have received over 1,200 filings with AI-fabricated citations; and copyright courts in Munich and New York must reconstruct attribution trails the Web never recorded. The Web’s architecture deferred, rather than avoided, the cost of coordination, and society now pays it.</w:t>
+        <w:t xml:space="preserve">The World Wide Web scaled to billions of users </w:t>
+      </w:r>
+      <w:r>
+        <w:rPr>
+          <w:highlight w:val="yellow"/>
+        </w:rPr>
+        <w:t xml:space="preserve">through</w:t>
+      </w:r>
+      <w:r>
+        <w:t xml:space="preserve"> architectural decisions that gave up stable references, versioning, and bidirectional links. The downsides of this trade-off show today, when information conveyance has societal consequences: a fabricated audio clip of a party leader circulated, unverifiable, during Slovakia’s 2023 pre-election silence; over half the URLs in UK parliamentary answers of 1997–2006 no longer resolved by 2007; courts in Europe and beyond have received over 1,200 filings with AI-fabricated citations; and copyright courts from Munich to New York must reconstruct attribution trails the Web never recorded. The Web’s architecture hence deferred, rather than avoided, the cost of coordination, and society now pays it.</w:t>
       </w:r>
     </w:p>
     <w:p>
@@ -264,7 +255,25 @@
         <w:t xml:space="preserve">PE6 (Computer Science and Informatics)</w:t>
       </w:r>
       <w:r>
-        <w:t xml:space="preserve">. It spans four PE6 descriptors: PE6_10 (Web and information systems) as its core, PE6_2 (distributed systems), PE6_5 (cryptology, security, privacy; the SMPC reference resolution of O3), and PE6_7 (artificial intelligence, intelligent systems, multi-agent systems; the agent affordance layer of O4). We expect the scientific contribution to lie in the composition, which none of these sub-fields produces by itself.</w:t>
+        <w:t xml:space="preserve">. It spans four PE6 descriptors: PE6_10 (Web and information systems) as its core, PE6_2 (distributed systems), PE6_5 (cryptology, security, privacy; the </w:t>
+      </w:r>
+      <w:r>
+        <w:rPr>
+          <w:highlight w:val="yellow"/>
+        </w:rPr>
+        <w:t xml:space="preserve">confidential references and border checks</w:t>
+      </w:r>
+      <w:r>
+        <w:t xml:space="preserve"> of </w:t>
+      </w:r>
+      <w:r>
+        <w:rPr>
+          <w:highlight w:val="yellow"/>
+        </w:rPr>
+        <w:t xml:space="preserve">O3 and O4),</w:t>
+      </w:r>
+      <w:r>
+        <w:t xml:space="preserve"> and PE6_7 (artificial intelligence, intelligent systems, multi-agent systems; the agent layer of O4). We expect the scientific contribution to lie in the composition, which none of these sub-fields produces by itself.</w:t>
       </w:r>
     </w:p>
     <w:p>
@@ -282,7 +291,34 @@
         <w:t xml:space="preserve">SH2</w:t>
       </w:r>
       <w:r>
-        <w:t xml:space="preserve">, descriptor SH2_4, legal studies): we design the legal-citation island with legal practice and the social-media island against the data-access and transparency duties of the Digital Services Act, and the stakeholder/incentive analysis (O5) builds on legal scholarship on architecture as regulation, on RFC 9518's centralization analysis, and on the PI's published work on DSA auditing and transparency regulation. SH2 expertise would sharpen the assessment of O5; the methods and deliverables are PE6, and SH2 is flagged as secondary.</w:t>
+        <w:t xml:space="preserve">, descriptor SH2_4, legal studies): we design the legal-citation island with legal practice and the social-media island against the data-access and transparency duties of the Digital Services Act, and the </w:t>
+      </w:r>
+      <w:r>
+        <w:rPr>
+          <w:highlight w:val="yellow"/>
+        </w:rPr>
+        <w:t xml:space="preserve">stakeholder</w:t>
+      </w:r>
+      <w:r>
+        <w:t xml:space="preserve"> analysis </w:t>
+      </w:r>
+      <w:r>
+        <w:rPr>
+          <w:highlight w:val="yellow"/>
+        </w:rPr>
+        <w:t xml:space="preserve">(O1, O5)</w:t>
+      </w:r>
+      <w:r>
+        <w:t xml:space="preserve"> builds on legal scholarship on architecture as regulation, on RFC 9518's centralization analysis, and on the PI's published work on DSA auditing and transparency regulation. SH2 expertise would sharpen the assessment of </w:t>
+      </w:r>
+      <w:r>
+        <w:rPr>
+          <w:highlight w:val="yellow"/>
+        </w:rPr>
+        <w:t xml:space="preserve">O1 and</w:t>
+      </w:r>
+      <w:r>
+        <w:t xml:space="preserve"> O5; the methods and deliverables are PE6, and SH2 is flagged as secondary.</w:t>
       </w:r>
     </w:p>
     <w:p>
@@ -321,16 +357,16 @@
         <w:jc w:val="both"/>
       </w:pPr>
       <w:r>
-        <w:t xml:space="preserve">Over the past twenty years, we have kept the Web’s architecture fundamentally static and such properties lacking; however, platforms have responded: Accounts, persistent storage, search, reputation, payment, and a consistent shared state do not exist between independent Web sites; platforms provide them inside proprietary stores into which they draw the Web's content, users, and interactions [3, 4, 5], and they extend into the rest of the Web through APIs and plug-ins on their own terms [6]. Users then rebuild continuity themselves through reposts, screenshots, and off-platform link hubs [7], yielding unsatisfactory mitigation. Berners-Lee warned in 2010 that social networks were walling off the information their users posted [8], and RFC 9518 describes the general mechanism: functions built on open protocols still centralize through network effects and switching costs [9]. The consequences reach the public sphere: Engagement-optimized ranking amplifies some political content over other content [10], and the EU's Digital Services Act now obliges the largest platforms to assess such systemic risks and to open their data to vetted researchers [11], an obligation that remains hard to operationalize because researchers must specify data whose existence they cannot observe [12]. The Commission's first fine under the Act, €120 million against X in December 2025, concerned a "verified" badge that anyone could buy without an identity check and terms that barred researchers from public data [13]. The Web itself authenticates domains through TLS certificates, but it offers no native way to state verifiably who stands behind a document or an account, or what qualifies them [14]. Even the data that platforms do release differs from what their users see [15, 16]. </w:t>
-      </w:r>
-      <w:r>
-        <w:rPr>
-          <w:highlight w:val="yellow"/>
-        </w:rPr>
-        <w:t xml:space="preserve">Press publishers face the same opacity: in October 2026, the Paris Court of Appeal upheld an order that Meta negotiate neighbouring-rights payments with French media in good faith, finding that Meta had supplied only fragmentary, opaque, and unverifiable data on its use of their content [17].</w:t>
-      </w:r>
-      <w:r>
-        <w:t xml:space="preserve"> Legal scholarship treats such architectural choices as regulation in their own right [18, 19, 20]. And, currently, generative AI repeats the pattern: answer engines and agentic browsers return answers in place of links and so control access to the Web's content [21]. The properties that high-stakes communities need are thus available today, but each inside one platform and under its control.</w:t>
+        <w:t xml:space="preserve">Over the past twenty years, we have kept the Web’s architecture fundamentally static and such properties lacking; however, platforms have responded: Accounts, persistent storage, search, reputation, payment, and a consistent shared state do not exist between independent Web sites; platforms provide them inside proprietary stores into which they draw the Web's content, users, and interactions [3, 4, 5], and they extend into the rest of the Web through APIs and plug-ins on their own terms [6]. Users then rebuild continuity themselves through reposts, screenshots, and off-platform link hubs [7], yielding unsatisfactory mitigation. Berners-Lee warned in 2010 that social networks were walling off the information their users posted [8], and RFC 9518 describes the general mechanism: functions built on open protocols still centralize through network effects and switching costs [9]. The consequences reach the public sphere: Engagement-optimized ranking amplifies some political content over other content [10], and the EU's Digital Services Act now obliges the largest platforms to assess such systemic risks and to open their data to vetted researchers [11], an obligation that remains hard to operationalize because researchers must specify data whose existence they cannot observe [12]. The Commission's first fine under the Act, €120 million against X in December 2025, concerned a "verified" badge that anyone could buy without an identity check and terms that barred researchers from public data [13]. The Web itself authenticates domains through TLS certificates, but it offers no native way to state verifiably who stands behind a document or an account, or what qualifies them [14]. The W3C now lists among its Ethical Web Principles that the Web "makes it possible to verify information", since "the public needs verifiable source and context information to recognize trustworthy web publishers and content" [15]. Even the data that platforms do release differs from what their users see [16, 17]. Press publishers face the same opacity: in October 2026, the Paris Court of Appeal upheld an order that Meta negotiate neighbouring-rights payments with French media in good faith, finding that Meta had supplied only fragmentary, opaque, and unverifiable data on its use of their content [18]. Legal scholarship treats such architectural choices as regulation in their own right [19, 20, 21]. And, currently, generative AI repeats the pattern: answer engines and agentic browsers return answers in place of links and so control access to the Web's content [22], although the W3C Technical Architecture Group (TAG) holds that a user agent acting on its user's behalf owes "meaningful visibility into the sources it relied on" [23]. </w:t>
+      </w:r>
+      <w:r>
+        <w:rPr>
+          <w:highlight w:val="yellow"/>
+        </w:rPr>
+        <w:t xml:space="preserve">Reddit shows where this leads: after AI answers cut its search referrals by more than a million per week, it announced in October 2026 a move to a primarily logged-in experience, in part to protect its data from scraping [24].</w:t>
+      </w:r>
+      <w:r>
+        <w:t xml:space="preserve"> The properties that high-stakes communities need are thus available today, but each inside one platform and under its control.</w:t>
       </w:r>
     </w:p>
     <w:p>
@@ -338,25 +374,7 @@
         <w:jc w:val="both"/>
       </w:pPr>
       <w:r>
-        <w:t xml:space="preserve">Society pays for these omissions: In 2007 the UK government found that more than half of the roughly 4,000 URLs </w:t>
-      </w:r>
-      <w:r>
-        <w:rPr>
-          <w:highlight w:val="yellow"/>
-        </w:rPr>
-        <w:t xml:space="preserve">cited</w:t>
-      </w:r>
-      <w:r>
-        <w:t xml:space="preserve"> in </w:t>
-      </w:r>
-      <w:r>
-        <w:rPr>
-          <w:highlight w:val="yellow"/>
-        </w:rPr>
-        <w:t xml:space="preserve">ministerial</w:t>
-      </w:r>
-      <w:r>
-        <w:t xml:space="preserve"> answers to Parliamentary Questions since 1997 no longer resolved, and built a redirect service into its national Web archive in response [22]; one in five scholarly articles cites Web content that has since rotted [23]. Two days before Slovakia's 2023 election, a fabricated recording of a party leader discussing vote-rigging circulated with no provenance that voters could check [24]. From February 2027, batteries sold in the EU (and, soon after, products from clothes to detergents) must carry a digital passport with carbon-footprint and due-diligence data assembled from suppliers along the chain [25]. Law shows the cost most sharply, because there a reference's stability is part of the claim it supports. The EU has given judgments and legislation persistent identifiers through ELI [26, 27], but these name documents, not cited passages or versions; half the URLs cited in U.S. Supreme Court opinions no longer resolve, and Perma.cc archives cited pages one citation at a time [28]. By early 2026, more than 1,200 court decisions worldwide concerned AI-fabricated citations [29], and the High Court of England and Wales warned that citing fabricated authorities may lead to referral to the regulator or to contempt proceedings [30]. Content provenance is being moved into camera hardware [31] and into EU law [32, 11], and the Munich Regional Court held in November 2025 that a language model's memorization of song lyrics infringes copyright [33], a similar question to what </w:t>
+        <w:t xml:space="preserve">Society pays for these omissions: In 2007 the UK government found that more than half of the roughly 4,000 URLs cited in ministerial answers to Parliamentary Questions since 1997 no longer resolved, and built a redirect service into its national Web archive in response [25]; one in five scholarly articles cites Web content that has since rotted [26]. Two days before Slovakia's 2023 election, a fabricated recording of a party leader discussing vote-rigging circulated with no provenance that voters could check [27]. From February 2027, batteries sold in the EU (and, soon after, products from clothes to detergents) must carry a digital passport with carbon-footprint and due-diligence data assembled from suppliers along the chain [28]. Law shows the cost most sharply, because there a reference's stability is part of the claim it supports. The EU has given judgments and legislation persistent identifiers through ELI [29, 30], but these name documents, not cited passages or versions; half the URLs cited in U.S. Supreme Court opinions no longer resolve, and Perma.cc archives cited pages one citation at a time [31]. By early 2026, more than 1,200 court decisions worldwide concerned AI-fabricated citations [32], and the High Court of England and Wales warned that citing fabricated authorities may lead to referral to the regulator or to contempt proceedings [33]. Content provenance is being moved into camera hardware [34] and into EU law [35, 11], and the Munich Regional Court held in November 2025 that a language model's memorization of song lyrics infringes copyright [36], a similar question to what </w:t>
       </w:r>
       <w:r>
         <w:rPr>
@@ -366,7 +384,7 @@
         <w:t xml:space="preserve">The New York Times v. OpenAI</w:t>
       </w:r>
       <w:r>
-        <w:t xml:space="preserve"> is litigating in the U.S. [34, 35]. What these cases have in common is that, in each case, coordination cost that the Web avoided was deferred, not eliminated; and society now pays it one incident at a time.</w:t>
+        <w:t xml:space="preserve"> is litigating in the U.S. [37, 38]. What these cases have in common is that, in each case, coordination cost that the Web avoided was deferred, not eliminated; and society now pays it one incident at a time.</w:t>
       </w:r>
     </w:p>
     <w:p>
@@ -411,7 +429,7 @@
         <w:t xml:space="preserve">Islands</w:t>
       </w:r>
       <w:r>
-        <w:t xml:space="preserve"> are bounded networked information spaces, such as a legal-citation community, a supply chain, or a community of public-interest publishers on social media, whose members share stakes high enough to justify the cost of coordination through an ex-ante selected architectural trade-off rather than ex-post patching or litigation. Each island selects the NFPs its stakes demand and provides them jointly within its scope, while islands interoperate with one another and with the open Web through the Web's existing low-coordination mechanisms that permit planetary scaling. Within an island, references can for instance be defined as span-level, version-pinned, bidirectional, and verifiable, similar to how Xanadu specified them [36, 37]; across the boundary, they degrade to ordinary Web links, so that every island remains backwards-compatible with today's Web. Islands can also move away from the Web in the opposite direction: an island of fixed, high-speed installations may bind its interfaces once, at design time, in a binary encoding, much as a linker resolves a program's symbols when it builds the program [37, 38]. Entering an island is an explicit admission step: a client, human or agent, is shown the island's NFP set and accepts the obligations of membership, and this is where the island applies its attribution regime. Through ISLANDS, we further explore NFPs that have not yet been proposed on an architectural level. These include </w:t>
+        <w:t xml:space="preserve"> are bounded networked information spaces, such as a legal-citation community, a supply chain, or a community of public-interest publishers on social media, whose members share stakes high enough to justify the cost of coordination through an ex-ante selected architectural trade-off rather than ex-post patching or litigation. Each island selects the NFPs its stakes demand and provides them jointly within its scope, while islands interoperate with one another and with the open Web through the Web's existing low-coordination mechanisms that permit planetary scaling. Within an island, references can for instance be defined as span-level, version-pinned, bidirectional, and verifiable, similar to how Xanadu specified them [39, 40]; across the boundary, they degrade to ordinary Web links, so that every island remains backwards-compatible with today's Web. Islands can also move away from the Web in the opposite direction: an island of fixed, high-speed installations may bind its interfaces once, at design time, in a binary encoding, much as a linker resolves a program's symbols when it builds the program [37, 38]. Entering an island is an explicit admission step: a client, human or agent, is shown the island's NFP set and accepts the obligations of membership, and this is where the island applies its attribution regime. Through ISLANDS, we further explore NFPs that have not yet been proposed on an architectural level. These include </w:t>
       </w:r>
       <w:r>
         <w:rPr>
@@ -428,7 +446,17 @@
         <w:t xml:space="preserve">onfidentiality-preserving references</w:t>
       </w:r>
       <w:r>
-        <w:t xml:space="preserve"> that resolve to a value that members can verify was correctly derived from data they may not read; this generalizes secure multi-party computation (SMPC), which has run in production since 2008 [38, 39]. They also include </w:t>
+        <w:t xml:space="preserve"> that resolve to a value that members can verify was correctly derived from data they may not read; this generalizes </w:t>
+      </w:r>
+      <w:r>
+        <w:rPr>
+          <w:i/>
+          <w:iCs/>
+        </w:rPr>
+        <w:t xml:space="preserve">secure multi-party computation</w:t>
+      </w:r>
+      <w:r>
+        <w:t xml:space="preserve"> (SMPC), which has run in production since 2008 [41, 42]. They also include </w:t>
       </w:r>
       <w:r>
         <w:rPr>
@@ -445,7 +473,7 @@
         <w:t xml:space="preserve">urpose binding</w:t>
       </w:r>
       <w:r>
-        <w:t xml:space="preserve"> which attaches the terms of a disclosure (recipient, purpose, validity window) to the reference, so that a reference is re-resolved when its terms expire [40]. </w:t>
+        <w:t xml:space="preserve"> which attaches the terms of a disclosure (recipient, purpose, validity window) to the reference, so that a reference is re-resolved when its terms expire [43]. </w:t>
       </w:r>
       <w:r>
         <w:rPr>
@@ -455,7 +483,7 @@
         <w:t xml:space="preserve">Attribution</w:t>
       </w:r>
       <w:r>
-        <w:t xml:space="preserve"> binds a reference to an accountable author or, through anonymous credentials and the pseudonyms the European Digital Identity Wallet must support, to an eligible but unidentified one [41, 42, 43]. </w:t>
+        <w:t xml:space="preserve"> binds a reference to an accountable author or, through anonymous credentials and the pseudonyms the European Digital Identity Wallet must support, to an eligible but unidentified one [44, 45, 46]. </w:t>
       </w:r>
       <w:r>
         <w:rPr>
@@ -465,7 +493,7 @@
         <w:t xml:space="preserve">Verifiable credentials</w:t>
       </w:r>
       <w:r>
-        <w:t xml:space="preserve"> let a reference carry an issuer's attested claim about its source, e.g., that a filing was signed by a member of the bar or that an emissions figure was checked by an accredited verifier [14, 44]. </w:t>
+        <w:t xml:space="preserve"> let a reference carry an issuer's attested claim about its source, e.g., that a filing was signed by a member of the bar or that an emissions figure was checked by an accredited verifier [14, 47]. </w:t>
       </w:r>
       <w:r>
         <w:rPr>
@@ -475,12 +503,12 @@
         <w:t xml:space="preserve">Capability discovery</w:t>
       </w:r>
       <w:r>
-        <w:t xml:space="preserve"> shows agents, after each interaction, only the actions currently valid, in the hypermedia style of REST [45] as extended to multi-agent systems [46, 47, 48]; current LLM agents instead receive statically linked tool catalogues [49, 50]. The unifying scientific contribution is a </w:t>
-      </w:r>
-      <w:r>
-        <w:rPr>
-          <w:b/>
-          <w:bCs/>
+        <w:t xml:space="preserve"> shows agents, after each interaction, only the actions currently valid, in the hypermedia style of REST [48] as extended to multi-agent systems [49, 50, 51]; current LLM agents instead receive statically linked tool catalogues [52, 53]. The unifying scientific contribution is a </w:t>
+      </w:r>
+      <w:r>
+        <w:rPr>
+          <w:i/>
+          <w:iCs/>
         </w:rPr>
         <w:t xml:space="preserve">theory of chosen guarantees</w:t>
       </w:r>
@@ -493,10 +521,16 @@
         <w:jc w:val="both"/>
       </w:pPr>
       <w:r>
-        <w:rPr>
-          <w:highlight w:val="yellow"/>
-        </w:rPr>
-        <w:t xml:space="preserve">Figure 1 shows islands with different NFP selections, connected to each other and to the open Web. The theory (O1) predicts which selection an island of a given size, stake, and threat model can sustain.</w:t>
+        <w:t xml:space="preserve">Figure 1 shows islands with different NFP selections, connected to each other through the open Web. The theory </w:t>
+      </w:r>
+      <w:r>
+        <w:rPr>
+          <w:highlight w:val="yellow"/>
+        </w:rPr>
+        <w:t xml:space="preserve">(O2)</w:t>
+      </w:r>
+      <w:r>
+        <w:t xml:space="preserve"> predicts which selection an island of a given size, stake, and threat model can sustain.</w:t>
       </w:r>
     </w:p>
     <w:p>
@@ -561,9 +595,53 @@
         <w:rPr>
           <w:i/>
           <w:iCs/>
-          <w:highlight w:val="yellow"/>
-        </w:rPr>
-        <w:t xml:space="preserve">Figure 1. Four islands with different NFP selections (filled: selected). Islands L, S, and M are the validation islands of O5; the fixed installation binds its interfaces at design time (Static Links). Dashed arrows are references between islands; solid arrows are the border crossing, i.e., admission inbound and degradation to Classic Jumplinks outbound. The open Web gives no guarantees and connects all islands at low coordination cost.</w:t>
+        </w:rPr>
+        <w:t xml:space="preserve">Figure 1. Four islands with different NFP selections (filled: selected). </w:t>
+      </w:r>
+      <w:r>
+        <w:rPr>
+          <w:i/>
+          <w:iCs/>
+          <w:highlight w:val="yellow"/>
+        </w:rPr>
+        <w:t xml:space="preserve">These</w:t>
+      </w:r>
+      <w:r>
+        <w:rPr>
+          <w:i/>
+          <w:iCs/>
+        </w:rPr>
+        <w:t xml:space="preserve"> are the </w:t>
+      </w:r>
+      <w:r>
+        <w:rPr>
+          <w:i/>
+          <w:iCs/>
+          <w:highlight w:val="yellow"/>
+        </w:rPr>
+        <w:t xml:space="preserve">island drafts that WP1 solidifies (O1); Island F,</w:t>
+      </w:r>
+      <w:r>
+        <w:rPr>
+          <w:i/>
+          <w:iCs/>
+        </w:rPr>
+        <w:t xml:space="preserve"> the </w:t>
+      </w:r>
+      <w:r>
+        <w:rPr>
+          <w:i/>
+          <w:iCs/>
+          <w:highlight w:val="yellow"/>
+        </w:rPr>
+        <w:t xml:space="preserve">downgrade island,</w:t>
+      </w:r>
+      <w:r>
+        <w:rPr>
+          <w:i/>
+          <w:iCs/>
+        </w:rPr>
+        <w:t xml:space="preserve"> binds its interfaces at design time (Static Links). Dashed arrows are references between islands; solid arrows are the border crossing, i.e., admission inbound and degradation to classic Web links outbound. The open Web gives no guarantees and connects all islands at low coordination cost.</w:t>
       </w:r>
     </w:p>
     <w:p>
@@ -580,16 +658,27 @@
         <w:jc w:val="both"/>
       </w:pPr>
       <w:r>
-        <w:t xml:space="preserve">Hypertext research assumed rich, versioned, span-anchored links from the start [36, 51, 52], and its agenda included versioning and computed structure [53]. Open-hypermedia systems implemented bidirectional links and referential integrity at workgroup scale [54, 55]; link rot had hence been addressed before the Web made it endemic. The Web dropped these guarantees in order to scale [1, 45]. Remedial infrastructure (e.g., persistent identifiers, Web archives, Memento [56], Perma.cc [28], and robust hyperlinks [57]) keeps the mutable substrate and builds compensating archives beside it. It thereby neither prevents drift nor verifies integrity, and it reintroduces central coordination points. </w:t>
-      </w:r>
-      <w:r>
-        <w:rPr>
-          <w:highlight w:val="yellow"/>
-        </w:rPr>
-        <w:t xml:space="preserve">W3C specifications address passages and backlinks on the open Web: Web Annotation selectors [58] and text fragments [59] identify a passage of a page, and Webmention [60] and Linked Data Notifications [61], which the W3C Social Web Working Group maintains together with ActivityPub [62], deliver opt-in backlinks. None of them pins a version or verifies what it points to.</w:t>
-      </w:r>
-      <w:r>
-        <w:t xml:space="preserve"> Services assemble bespoke NFP profiles in the same way, e.g., persistence via Perma.cc, provenance via C2PA [31], and identity and notarization via DOIs or blockchains. We read these profiles as evidence of demand for chosen guarantees, but each serves one silo and none can be shared or composed. Content-addressed and versioned storage (Git; IPFS [63]; Software Heritage identifiers [64]) and provenance attestation [31, 65] supply the substrate that Xanadu lacked. They are, however, storage and signing primitives without span semantics, a link layer, or a governance model. Nanopublications come closest [66, 67]. They form a deployed, federated network of immutable, signed semantic statements with self-verifying identifiers, i.e., an island at statement granularity, and may become a component of ours; they do not, however, offer span addressing over arbitrary content, transclusion, or confidentiality-preserving resolution.</w:t>
+        <w:t xml:space="preserve">Hypertext research traditionally assumed rich, span-anchored links (e.g., [39, 54, 55]), and its agenda included versioning and computed structure (e.g., [56]): a link would persist; it would point at a specific range of bytes rather than a full page; and modifications of the link would lead to the creation of a new version rather than the replacement of the link. Open-hypermedia systems in addition implemented </w:t>
+      </w:r>
+      <w:r>
+        <w:rPr>
+          <w:i/>
+          <w:iCs/>
+        </w:rPr>
+        <w:t xml:space="preserve">bidirectional</w:t>
+      </w:r>
+      <w:r>
+        <w:t xml:space="preserve"> links and </w:t>
+      </w:r>
+      <w:r>
+        <w:rPr>
+          <w:i/>
+          <w:iCs/>
+        </w:rPr>
+        <w:t xml:space="preserve">referential integrity</w:t>
+      </w:r>
+      <w:r>
+        <w:t xml:space="preserve"> at workgroup scale [57, 58]; link rot had thus been addressed even before the Web made it endemic. The Web dropped these guarantees in order to scale [1, 48], and this was a sensible and pragmatic choice at the time.</w:t>
       </w:r>
     </w:p>
     <w:p>
@@ -597,7 +686,289 @@
         <w:jc w:val="both"/>
       </w:pPr>
       <w:r>
-        <w:t xml:space="preserve">Re-decentralization efforts relocate </w:t>
+        <w:t xml:space="preserve">Since the </w:t>
+      </w:r>
+      <w:r>
+        <w:rPr>
+          <w:highlight w:val="yellow"/>
+        </w:rPr>
+        <w:t xml:space="preserve">mid-1990s, when the Internet Archive began to archive the Web [59],</w:t>
+      </w:r>
+      <w:r>
+        <w:t xml:space="preserve"> remedial infrastructure (e.g., persistent identifier overlays, Web archives, Memento [60], Perma.cc [31], and robust hyperlinks [61]) has kept this architecture and compensated for its drawbacks, such as link rot and misattribution, e.g., through Web archives with permanent links such as the </w:t>
+      </w:r>
+      <w:r>
+        <w:rPr>
+          <w:i/>
+          <w:iCs/>
+        </w:rPr>
+        <w:t xml:space="preserve">Internet Archive's Wayback Machine</w:t>
+      </w:r>
+      <w:r>
+        <w:t xml:space="preserve"> or, in the research space, </w:t>
+      </w:r>
+      <w:r>
+        <w:rPr>
+          <w:i/>
+          <w:iCs/>
+        </w:rPr>
+        <w:t xml:space="preserve">Zenodo</w:t>
+      </w:r>
+      <w:r>
+        <w:t xml:space="preserve"> [62] (since link rot undermines reproducibility [26]). Such compensation did not touch the architectural principles of the Web, since changing them might fragment what the W3C's Ethical Web Principles call "one web" [15]. W3C specifications address passages and backlinks on the open Web: </w:t>
+      </w:r>
+      <w:r>
+        <w:rPr>
+          <w:i/>
+          <w:iCs/>
+        </w:rPr>
+        <w:t xml:space="preserve">Web Annotation</w:t>
+      </w:r>
+      <w:r>
+        <w:t xml:space="preserve"> selectors [63] and </w:t>
+      </w:r>
+      <w:r>
+        <w:rPr>
+          <w:i/>
+          <w:iCs/>
+        </w:rPr>
+        <w:t xml:space="preserve">text fragments</w:t>
+      </w:r>
+      <w:r>
+        <w:t xml:space="preserve"> [64] identify a passage of a page, and </w:t>
+      </w:r>
+      <w:r>
+        <w:rPr>
+          <w:i/>
+          <w:iCs/>
+        </w:rPr>
+        <w:t xml:space="preserve">Webmention</w:t>
+      </w:r>
+      <w:r>
+        <w:t xml:space="preserve"> [65] and </w:t>
+      </w:r>
+      <w:r>
+        <w:rPr>
+          <w:i/>
+          <w:iCs/>
+        </w:rPr>
+        <w:t xml:space="preserve">Linked Data Notifications</w:t>
+      </w:r>
+      <w:r>
+        <w:t xml:space="preserve"> [66], which the W3C </w:t>
+      </w:r>
+      <w:r>
+        <w:rPr>
+          <w:i/>
+          <w:iCs/>
+        </w:rPr>
+        <w:t xml:space="preserve">Social Web Working Group</w:t>
+      </w:r>
+      <w:r>
+        <w:t xml:space="preserve"> maintains together with </w:t>
+      </w:r>
+      <w:r>
+        <w:rPr>
+          <w:i/>
+          <w:iCs/>
+        </w:rPr>
+        <w:t xml:space="preserve">ActivityPub</w:t>
+      </w:r>
+      <w:r>
+        <w:t xml:space="preserve"> [67], deliver opt-in backlinks. None of them, however, pins a version or verifies what it points to, since this would induce architectural change with undesired side effects (e.g., it would undermine scalability of the Web). Dedicated services assemble specific NFP profiles as well, e.g., persistence via </w:t>
+      </w:r>
+      <w:r>
+        <w:rPr>
+          <w:i/>
+          <w:iCs/>
+        </w:rPr>
+        <w:t xml:space="preserve">Perma.cc</w:t>
+      </w:r>
+      <w:r>
+        <w:t xml:space="preserve"> or </w:t>
+      </w:r>
+      <w:r>
+        <w:rPr>
+          <w:i/>
+          <w:iCs/>
+        </w:rPr>
+        <w:t xml:space="preserve">Zenodo</w:t>
+      </w:r>
+      <w:r>
+        <w:t xml:space="preserve">, provenance via </w:t>
+      </w:r>
+      <w:r>
+        <w:rPr>
+          <w:i/>
+          <w:iCs/>
+        </w:rPr>
+        <w:t xml:space="preserve">C2PA</w:t>
+      </w:r>
+      <w:r>
+        <w:t xml:space="preserve"> [34], and identity and notarization via </w:t>
+      </w:r>
+      <w:r>
+        <w:rPr>
+          <w:i/>
+          <w:iCs/>
+        </w:rPr>
+        <w:t xml:space="preserve">DOIs</w:t>
+      </w:r>
+      <w:r>
+        <w:t xml:space="preserve"> or </w:t>
+      </w:r>
+      <w:r>
+        <w:rPr>
+          <w:i/>
+          <w:iCs/>
+        </w:rPr>
+        <w:t xml:space="preserve">blockchains</w:t>
+      </w:r>
+      <w:r>
+        <w:t xml:space="preserve">. </w:t>
+      </w:r>
+      <w:r>
+        <w:rPr>
+          <w:i/>
+          <w:iCs/>
+        </w:rPr>
+        <w:t xml:space="preserve">Solid</w:t>
+      </w:r>
+      <w:r>
+        <w:t xml:space="preserve"> [68] brings </w:t>
+      </w:r>
+      <w:r>
+        <w:rPr>
+          <w:i/>
+          <w:iCs/>
+        </w:rPr>
+        <w:t xml:space="preserve">data sovereignty</w:t>
+      </w:r>
+      <w:r>
+        <w:t xml:space="preserve">, since users keep their data in personal stores of their choice; </w:t>
+      </w:r>
+      <w:r>
+        <w:rPr>
+          <w:i/>
+          <w:iCs/>
+        </w:rPr>
+        <w:t xml:space="preserve">privacy and access control</w:t>
+      </w:r>
+      <w:r>
+        <w:t xml:space="preserve">, since each application reads only what the user grants it; and </w:t>
+      </w:r>
+      <w:r>
+        <w:rPr>
+          <w:i/>
+          <w:iCs/>
+        </w:rPr>
+        <w:t xml:space="preserve">portability</w:t>
+      </w:r>
+      <w:r>
+        <w:t xml:space="preserve">, since the data is decoupled from individual applications. These developments are evidence of the demand for chosen guarantees that extend beyond those of the basic Web architecture. However, each is an individual remedy that provides one fixed profile, and they do not touch the architectural foundation of the Web.</w:t>
+      </w:r>
+    </w:p>
+    <w:p>
+      <w:pPr>
+        <w:jc w:val="both"/>
+      </w:pPr>
+      <w:r>
+        <w:rPr>
+          <w:highlight w:val="yellow"/>
+        </w:rPr>
+        <w:t xml:space="preserve">Today, a widely applicable architectural shift is possible, based on methods that were not available in the early days of the Web: </w:t>
+      </w:r>
+      <w:r>
+        <w:rPr>
+          <w:i/>
+          <w:iCs/>
+          <w:highlight w:val="yellow"/>
+        </w:rPr>
+        <w:t xml:space="preserve">Content-addressed</w:t>
+      </w:r>
+      <w:r>
+        <w:rPr>
+          <w:highlight w:val="yellow"/>
+        </w:rPr>
+        <w:t xml:space="preserve"> and </w:t>
+      </w:r>
+      <w:r>
+        <w:rPr>
+          <w:i/>
+          <w:iCs/>
+          <w:highlight w:val="yellow"/>
+        </w:rPr>
+        <w:t xml:space="preserve">versioned storage</w:t>
+      </w:r>
+      <w:r>
+        <w:rPr>
+          <w:highlight w:val="yellow"/>
+        </w:rPr>
+        <w:t xml:space="preserve"> (Git; IPFS [69]; Software Heritage identifiers [70]) and </w:t>
+      </w:r>
+      <w:r>
+        <w:rPr>
+          <w:i/>
+          <w:iCs/>
+          <w:highlight w:val="yellow"/>
+        </w:rPr>
+        <w:t xml:space="preserve">provenance attestation</w:t>
+      </w:r>
+      <w:r>
+        <w:rPr>
+          <w:highlight w:val="yellow"/>
+        </w:rPr>
+        <w:t xml:space="preserve"> [34, 71] now supply, at Web scale, the substrate that Xanadu [39, 40] lacked. They are, however, storage and signing primitives without span semantics, a link layer, or a governance model. </w:t>
+      </w:r>
+      <w:r>
+        <w:rPr>
+          <w:i/>
+          <w:iCs/>
+          <w:highlight w:val="yellow"/>
+        </w:rPr>
+        <w:t xml:space="preserve">Nanopublications</w:t>
+      </w:r>
+      <w:r>
+        <w:rPr>
+          <w:highlight w:val="yellow"/>
+        </w:rPr>
+        <w:t xml:space="preserve"> [72, 73] form a deployed, federated network of immutable, signed semantic statements with self-verifying identifiers; they do not, however, offer span addressing over arbitrary content, </w:t>
+      </w:r>
+      <w:r>
+        <w:rPr>
+          <w:i/>
+          <w:iCs/>
+          <w:highlight w:val="yellow"/>
+        </w:rPr>
+        <w:t xml:space="preserve">transclusion</w:t>
+      </w:r>
+      <w:r>
+        <w:rPr>
+          <w:highlight w:val="yellow"/>
+        </w:rPr>
+        <w:t xml:space="preserve">, or confidentiality-preserving resolution; from the perspective of this proposal, nanopublications may become an </w:t>
+      </w:r>
+      <w:r>
+        <w:rPr>
+          <w:i/>
+          <w:iCs/>
+          <w:highlight w:val="yellow"/>
+        </w:rPr>
+        <w:t xml:space="preserve">island</w:t>
+      </w:r>
+      <w:r>
+        <w:rPr>
+          <w:highlight w:val="yellow"/>
+        </w:rPr>
+        <w:t xml:space="preserve"> at statement granularity.</w:t>
+      </w:r>
+    </w:p>
+    <w:p>
+      <w:pPr>
+        <w:jc w:val="both"/>
+      </w:pPr>
+      <w:r>
+        <w:t xml:space="preserve">Today’s re-decentralization efforts relocate </w:t>
       </w:r>
       <w:r>
         <w:rPr>
@@ -617,36 +988,107 @@
         <w:t xml:space="preserve">addressability</w:t>
       </w:r>
       <w:r>
-        <w:t xml:space="preserve"> as it was. Solid's pods keep location-addressed, mutable resources [68], and data spaces relocate contracts and governance [69]. </w:t>
-      </w:r>
-      <w:r>
-        <w:rPr>
-          <w:highlight w:val="yellow"/>
-        </w:rPr>
-        <w:t xml:space="preserve">Federated social media follows the same line: ActivityPub distributes servers but keeps posts location-addressed and mutable [62], and Bluesky's AT Protocol signs and content-addresses each user's repository [70] but leaves references between posts unverified and offers one fixed set of guarantees to all communities.</w:t>
-      </w:r>
-      <w:r>
-        <w:t xml:space="preserve"> EU data law follows the same line: the Data Act and the portability rights of the GDPR and the DMA move copies of data between holders [71], and the Solid deployments that implement them (cf. our own [72, 73]) leave references location-addressed. Verborgh argues that raw-data transfer cannot sustain a market and proposes trading purpose-bound derivations whose terms limit their shelf life and use [40]. No reference layer can yet name such a derivation, pin it to a version, or carry its terms. Usage control formalized such terms [74, 75], and sticky policies bind them to the data [76]. Enforcement after release, however, requires a trusted monitor at the recipient or falls back on detection after the fact [75]. RFC 9518 explains why open specifications alone do not prevent centralization, and we adopt the design-level mitigations it lists [9]. </w:t>
-      </w:r>
-      <w:r>
-        <w:rPr>
-          <w:highlight w:val="yellow"/>
-        </w:rPr>
-        <w:t xml:space="preserve">Network architecture faced the same question one layer below. Clark et al. argued that an Internet embedded in society must leave room for the </w:t>
-      </w:r>
-      <w:r>
-        <w:rPr>
-          <w:i/>
-          <w:iCs/>
-          <w:highlight w:val="yellow"/>
+        <w:t xml:space="preserve"> as it was. Solid's pods keep location-addressed, mutable resources [68], and data spaces relocate contracts and governance [74]. Federated social media behaves similarly: </w:t>
+      </w:r>
+      <w:r>
+        <w:rPr>
+          <w:i/>
+          <w:iCs/>
+        </w:rPr>
+        <w:t xml:space="preserve">ActivityPub</w:t>
+      </w:r>
+      <w:r>
+        <w:t xml:space="preserve"> distributes servers but keeps posts location-addressed and mutable [67], and Bluesky's </w:t>
+      </w:r>
+      <w:r>
+        <w:rPr>
+          <w:i/>
+          <w:iCs/>
+        </w:rPr>
+        <w:t xml:space="preserve">AT Protocol</w:t>
+      </w:r>
+      <w:r>
+        <w:t xml:space="preserve"> signs and content-addresses each user's repository [75] but leaves references between posts unverified and offers one fixed set of guarantees to all communities. Switching into the regulatory space, EU data law follows the same line as well: the </w:t>
+      </w:r>
+      <w:r>
+        <w:rPr>
+          <w:i/>
+          <w:iCs/>
+        </w:rPr>
+        <w:t xml:space="preserve">Data Act</w:t>
+      </w:r>
+      <w:r>
+        <w:t xml:space="preserve"> and the portability rights of the </w:t>
+      </w:r>
+      <w:r>
+        <w:rPr>
+          <w:i/>
+          <w:iCs/>
+        </w:rPr>
+        <w:t xml:space="preserve">GDPR</w:t>
+      </w:r>
+      <w:r>
+        <w:t xml:space="preserve"> and the </w:t>
+      </w:r>
+      <w:r>
+        <w:rPr>
+          <w:i/>
+          <w:iCs/>
+        </w:rPr>
+        <w:t xml:space="preserve">DMA</w:t>
+      </w:r>
+      <w:r>
+        <w:t xml:space="preserve"> move </w:t>
+      </w:r>
+      <w:r>
+        <w:rPr>
+          <w:i/>
+          <w:iCs/>
+        </w:rPr>
+        <w:t xml:space="preserve">copies of data</w:t>
+      </w:r>
+      <w:r>
+        <w:t xml:space="preserve"> between holders [76], and the Solid deployments that implement them (cf. our own [77, 78]) leave references location-addressed. However, raw-data transfer cannot sustain a market, hence we have recently seen proposals of trading </w:t>
+      </w:r>
+      <w:r>
+        <w:rPr>
+          <w:i/>
+          <w:iCs/>
+        </w:rPr>
+        <w:t xml:space="preserve">purpose-bound data derivations</w:t>
+      </w:r>
+      <w:r>
+        <w:t xml:space="preserve"> whose terms limit their shelf life and use [43]. There is today no reference layer that could name such a derivation, pin it to a version, or carry its terms. </w:t>
+      </w:r>
+      <w:r>
+        <w:rPr>
+          <w:i/>
+          <w:iCs/>
+        </w:rPr>
+        <w:t xml:space="preserve">Usage control</w:t>
+      </w:r>
+      <w:r>
+        <w:t xml:space="preserve"> formalized such terms [79, 80], and </w:t>
+      </w:r>
+      <w:r>
+        <w:rPr>
+          <w:i/>
+          <w:iCs/>
+        </w:rPr>
+        <w:t xml:space="preserve">sticky policies</w:t>
+      </w:r>
+      <w:r>
+        <w:t xml:space="preserve"> bind them to the data [81]. Enforcement after release, however, requires a trusted monitor at the recipient or falls back on detection after the fact [80]. RFC 9518 explains why open specifications alone do not prevent centralization, and we adopt the design-level mitigations it lists [9]. It is relevant to note that network architecture faced the same question one layer below. Clark et al. argued that an Internet embedded in society must leave room for the </w:t>
+      </w:r>
+      <w:r>
+        <w:rPr>
+          <w:i/>
+          <w:iCs/>
         </w:rPr>
         <w:t xml:space="preserve">tussle</w:t>
       </w:r>
       <w:r>
-        <w:rPr>
-          <w:highlight w:val="yellow"/>
-        </w:rPr>
-        <w:t xml:space="preserve"> between stakeholders with conflicting interests, and proposed design for change and controlled transparency as its tenets [77, 78]. Plutarch argued for heterogeneous network contexts joined by translating functions at their borders [79]. These positions state principles but predict no outcome, and they concern packets and addresses, not references.</w:t>
+        <w:t xml:space="preserve"> between stakeholders with conflicting interests, and proposed design for change and controlled transparency as its tenets [82, 83]. Plutarch argued for heterogeneous network contexts joined by translating functions at their borders [84]. These positions state principles on the network layer that mirror the issues we highlight on the application layer of the World Wide Web, but they concern packets and addresses, not references.</w:t>
       </w:r>
     </w:p>
     <w:p>
@@ -654,16 +1096,60 @@
         <w:jc w:val="both"/>
       </w:pPr>
       <w:r>
-        <w:t xml:space="preserve">SMPC has run in production since the Danish sugar-beet auction of 2008 [38] and in Estonian government statistics [39], and general-purpose protocols and implementations such as SPDZ [80] and MP-SPDZ [81] make arbitrary computations practical. Our PEP-LCA protocol computes joint supply-chain assessments across up to 50,000 participants without a trusted third party [82], and a follow-on system anchors share disclosure in Solid's access-control layer [83]. Each of these deployments is, however, a bespoke application, and none exposes its result as a reference that others can cite and re-resolve. Information-flow control approached the problem from programming languages. The decentralized label model [84] and Fabric [85] let mutually distrusting principals share persistent objects under confidentiality and integrity labels. They enforce these labels by placing cleartext only on trusted nodes, over mutable, store-identified objects, and they do not </w:t>
-      </w:r>
-      <w:r>
-        <w:rPr>
-          <w:highlight w:val="yellow"/>
-        </w:rPr>
-        <w:t xml:space="preserve">quantify</w:t>
-      </w:r>
-      <w:r>
-        <w:t xml:space="preserve"> what sustaining a policy costs. Verifiable credentials address a further part of the problem: the W3C data model [14], selective-disclosure formats such as SD-JWT [86], and the European Digital Identity Wallet [43] let a holder prove an issuer's claim (e.g., a professional licence) without revealing more than needed [44, 87]. They are, however, presented to one verifier within one session, and they are not bound to the references that the claim concerns. Hypermedia multi-agent systems research argues for run-time affordance discovery [46, 88]. Current LLM-agent practice, in contrast, uses statically linked tool lists [49, 50], which indirect prompt injection turns into an attack surface [89], and no existing design connects capability discovery to a verifiable reference layer.</w:t>
+        <w:rPr>
+          <w:highlight w:val="yellow"/>
+        </w:rPr>
+        <w:t xml:space="preserve">The NFPs discussed so far concern what a reference points to. A second group concerns who may see, trust, and act on it, and here, too, the building blocks exist but are not part of the Web's architecture. Confidentiality comes first: communities need results computed over data that no single member may disclose. Secure multi-party computation (SMPC)</w:t>
+      </w:r>
+      <w:r>
+        <w:t xml:space="preserve"> has run in production since the Danish sugar-beet auction of 2008 [41] and in Estonian government statistics [42], and general-purpose protocols and implementations such as SPDZ [85] and MP-SPDZ [86] make arbitrary computations practical. Our PEP-LCA protocol computes joint supply-chain assessments across up to 50,000 participants without a trusted third party [87], and a follow-on system anchors share disclosure in Solid's access-control layer [88]. Again, each of these deployments is, however, an individual application, and none exposes its result as a reference that others can cite and re-resolve. </w:t>
+      </w:r>
+      <w:r>
+        <w:rPr>
+          <w:highlight w:val="yellow"/>
+        </w:rPr>
+        <w:t xml:space="preserve">Confidentiality keeps data from the parties that use it; trust needs the converse, a verifiable statement about who stands behind the data.</w:t>
+      </w:r>
+      <w:r>
+        <w:t xml:space="preserve"> Verifiable credentials address </w:t>
+      </w:r>
+      <w:r>
+        <w:rPr>
+          <w:highlight w:val="yellow"/>
+        </w:rPr>
+        <w:t xml:space="preserve">this</w:t>
+      </w:r>
+      <w:r>
+        <w:t xml:space="preserve"> part of the problem: the W3C data model [14], selective-disclosure formats such as SD-JWT [89], and the European Digital Identity Wallet [46] let a holder prove an issuer's claim (e.g., a professional license) without revealing more than needed [47, 90]. They are, however, presented to one verifier within one session, and they are not bound to the references that the claim concerns. </w:t>
+      </w:r>
+      <w:r>
+        <w:rPr>
+          <w:highlight w:val="yellow"/>
+        </w:rPr>
+        <w:t xml:space="preserve">Credentials tell a client whom it deals with; autonomous agents also need to know what they may do.</w:t>
+      </w:r>
+      <w:r>
+        <w:t xml:space="preserve"> Hypermedia multi-agent systems research argues for run-time </w:t>
+      </w:r>
+      <w:r>
+        <w:rPr>
+          <w:i/>
+          <w:iCs/>
+        </w:rPr>
+        <w:t xml:space="preserve">affordance</w:t>
+      </w:r>
+      <w:r>
+        <w:t xml:space="preserve"> discovery [49, 91]. Current LLM-agent practice, in contrast, uses statically linked tool lists [52, 53], which indirect prompt injection turns into an attack surface [92], and no existing design connects </w:t>
+      </w:r>
+      <w:r>
+        <w:rPr>
+          <w:i/>
+          <w:iCs/>
+        </w:rPr>
+        <w:t xml:space="preserve">capability discovery</w:t>
+      </w:r>
+      <w:r>
+        <w:t xml:space="preserve"> to a verifiable reference layer.</w:t>
       </w:r>
     </w:p>
     <w:p>
@@ -672,19 +1158,28 @@
       </w:pPr>
       <w:r>
         <w:rPr>
-          <w:b/>
-          <w:bCs/>
+          <w:highlight w:val="yellow"/>
+        </w:rPr>
+        <w:t xml:space="preserve">As a community, we have thus built imperfect remedies instead of an architected approach. The reason is that an architected approach is hard: it requires consolidating fields that have so far advanced separately, namely hypertext, distributed systems, cryptography, multi-agent systems, and law.</w:t>
+      </w:r>
+    </w:p>
+    <w:p>
+      <w:pPr>
+        <w:jc w:val="both"/>
+      </w:pPr>
+      <w:r>
+        <w:rPr>
+          <w:b/>
+          <w:bCs/>
+          <w:highlight w:val="yellow"/>
         </w:rPr>
         <w:t xml:space="preserve">The gap.</w:t>
       </w:r>
       <w:r>
-        <w:t xml:space="preserve"> We are not aware of any system that composes immutability, span-level verifiable addressing, transclusion, confidentiality-preserving resolution, and agent-facing affordance discovery into one reference architecture. We are also not aware of a theory that predicts which of these guarantees an island of a given size, stake, and threat model can </w:t>
-      </w:r>
-      <w:r>
-        <w:rPr>
-          <w:highlight w:val="yellow"/>
-        </w:rPr>
-        <w:t xml:space="preserve">sustain.</w:t>
+        <w:rPr>
+          <w:highlight w:val="yellow"/>
+        </w:rPr>
+        <w:t xml:space="preserve"> We are not aware of any system that composes immutability, span-level verifiable addressing, transclusion, confidentiality-preserving resolution, and agent-facing affordance discovery at the architectural level. Closing this gap requires an understanding of each of these domains, spanning distributed computing, decentralization, and the societal demands behind them. It must also be done in a backwards-compatible way that reuses the Web's architecture, and its NFPs, as deployed today. Finally, any such architecture needs a theory that predicts which NFP bundles fit a given deployment context and community.</w:t>
       </w:r>
     </w:p>
     <w:p>
@@ -717,31 +1212,43 @@
         <w:rPr>
           <w:b/>
           <w:bCs/>
-        </w:rPr>
-        <w:t xml:space="preserve">O1 — Theory of chosen guarantees.</w:t>
-      </w:r>
-      <w:r>
-        <w:t xml:space="preserve"> We develop a formal model that relates guarantee bundles (persistence, span addressing, bidirectionality, integrity, confidentiality, attribution, trust, usage, discoverability) to coordination </w:t>
-      </w:r>
-      <w:r>
-        <w:rPr>
-          <w:i/>
-          <w:iCs/>
-        </w:rPr>
-        <w:t xml:space="preserve">and economic</w:t>
-      </w:r>
-      <w:r>
-        <w:t xml:space="preserve"> costs, island size, threat models, and stakeholder incentives. We instantiate the model as a taxonomy of named </w:t>
-      </w:r>
-      <w:r>
-        <w:rPr>
-          <w:b/>
-          <w:bCs/>
-        </w:rPr>
-        <w:t xml:space="preserve">link classes</w:t>
-      </w:r>
-      <w:r>
-        <w:t xml:space="preserve">: a persistence and integrity ladder (Classic Jumplinks, Archived, Trusted, Verified, and Cryptographic Links, in increasing strength) with five cross-cutting axes (attribution, trust, usage, modality, link time). For each class, we prove what it minimally requires, and we derive decision procedures that an island designer can apply.</w:t>
+          <w:highlight w:val="yellow"/>
+        </w:rPr>
+        <w:t xml:space="preserve">O1 — Societally required islands.</w:t>
+      </w:r>
+      <w:r>
+        <w:rPr>
+          <w:highlight w:val="yellow"/>
+        </w:rPr>
+        <w:t xml:space="preserve"> We establish which </w:t>
+      </w:r>
+      <w:r>
+        <w:rPr>
+          <w:i/>
+          <w:iCs/>
+          <w:highlight w:val="yellow"/>
+        </w:rPr>
+        <w:t xml:space="preserve">islands</w:t>
+      </w:r>
+      <w:r>
+        <w:rPr>
+          <w:highlight w:val="yellow"/>
+        </w:rPr>
+        <w:t xml:space="preserve">, i.e., which bundles of NFPs, society requires today. We start from four drafts grounded in the PI's work: legal citation and copyright (Island L), industrial supply chains (Island S), platforms, misinformation, and manipulation (Island M), and fixed installations that trade the Web's uniform interface for binary interfaces (Island F). An </w:t>
+      </w:r>
+      <w:r>
+        <w:rPr>
+          <w:i/>
+          <w:iCs/>
+          <w:highlight w:val="yellow"/>
+        </w:rPr>
+        <w:t xml:space="preserve">architectural decision record</w:t>
+      </w:r>
+      <w:r>
+        <w:rPr>
+          <w:highlight w:val="yellow"/>
+        </w:rPr>
+        <w:t xml:space="preserve"> states which islands the project does not pursue.</w:t>
       </w:r>
     </w:p>
     <w:p>
@@ -757,11 +1264,148 @@
         <w:rPr>
           <w:b/>
           <w:bCs/>
-        </w:rPr>
-        <w:t xml:space="preserve">O2 — Reference layer.</w:t>
-      </w:r>
-      <w:r>
-        <w:t xml:space="preserve"> We build an addressing and transclusion layer over content-addressed storage. It provides span-level, version-pinned, bidirectional, verifiable references, typed by link class and able to carry purpose-binding terms, and it interoperates with the open Web at island boundaries.</w:t>
+          <w:highlight w:val="yellow"/>
+        </w:rPr>
+        <w:t xml:space="preserve">O2</w:t>
+      </w:r>
+      <w:r>
+        <w:rPr>
+          <w:b/>
+          <w:bCs/>
+        </w:rPr>
+        <w:t xml:space="preserve"> — Theory of chosen guarantees.</w:t>
+      </w:r>
+      <w:r>
+        <w:t xml:space="preserve"> We </w:t>
+      </w:r>
+      <w:r>
+        <w:rPr>
+          <w:highlight w:val="yellow"/>
+        </w:rPr>
+        <w:t xml:space="preserve">isolate the </w:t>
+      </w:r>
+      <w:r>
+        <w:rPr>
+          <w:i/>
+          <w:iCs/>
+          <w:highlight w:val="yellow"/>
+        </w:rPr>
+        <w:t xml:space="preserve">link classes</w:t>
+      </w:r>
+      <w:r>
+        <w:rPr>
+          <w:highlight w:val="yellow"/>
+        </w:rPr>
+        <w:t xml:space="preserve"> that the required islands need and</w:t>
+      </w:r>
+      <w:r>
+        <w:t xml:space="preserve"> develop a formal model that relates </w:t>
+      </w:r>
+      <w:r>
+        <w:rPr>
+          <w:highlight w:val="yellow"/>
+        </w:rPr>
+        <w:t xml:space="preserve">them</w:t>
+      </w:r>
+      <w:r>
+        <w:t xml:space="preserve"> to coordination </w:t>
+      </w:r>
+      <w:r>
+        <w:rPr>
+          <w:i/>
+          <w:iCs/>
+        </w:rPr>
+        <w:t xml:space="preserve">and economic</w:t>
+      </w:r>
+      <w:r>
+        <w:t xml:space="preserve"> costs, island size, threat models, and stakeholder incentives. </w:t>
+      </w:r>
+      <w:r>
+        <w:rPr>
+          <w:highlight w:val="yellow"/>
+        </w:rPr>
+        <w:t xml:space="preserve">The</w:t>
+      </w:r>
+      <w:r>
+        <w:t xml:space="preserve"> taxonomy </w:t>
+      </w:r>
+      <w:r>
+        <w:rPr>
+          <w:highlight w:val="yellow"/>
+        </w:rPr>
+        <w:t xml:space="preserve">has</w:t>
+      </w:r>
+      <w:r>
+        <w:t xml:space="preserve"> a persistence and integrity ladder (</w:t>
+      </w:r>
+      <w:r>
+        <w:rPr>
+          <w:i/>
+          <w:iCs/>
+        </w:rPr>
+        <w:t xml:space="preserve">Classic Jumplinks</w:t>
+      </w:r>
+      <w:r>
+        <w:t xml:space="preserve">, </w:t>
+      </w:r>
+      <w:r>
+        <w:rPr>
+          <w:i/>
+          <w:iCs/>
+        </w:rPr>
+        <w:t xml:space="preserve">Archived</w:t>
+      </w:r>
+      <w:r>
+        <w:t xml:space="preserve">, </w:t>
+      </w:r>
+      <w:r>
+        <w:rPr>
+          <w:i/>
+          <w:iCs/>
+        </w:rPr>
+        <w:t xml:space="preserve">Trusted</w:t>
+      </w:r>
+      <w:r>
+        <w:t xml:space="preserve">, </w:t>
+      </w:r>
+      <w:r>
+        <w:rPr>
+          <w:i/>
+          <w:iCs/>
+        </w:rPr>
+        <w:t xml:space="preserve">Verified</w:t>
+      </w:r>
+      <w:r>
+        <w:t xml:space="preserve">, and </w:t>
+      </w:r>
+      <w:r>
+        <w:rPr>
+          <w:i/>
+          <w:iCs/>
+        </w:rPr>
+        <w:t xml:space="preserve">Cryptographic Links</w:t>
+      </w:r>
+      <w:r>
+        <w:t xml:space="preserve">, in increasing strength) </w:t>
+      </w:r>
+      <w:r>
+        <w:rPr>
+          <w:highlight w:val="yellow"/>
+        </w:rPr>
+        <w:t xml:space="preserve">and</w:t>
+      </w:r>
+      <w:r>
+        <w:t xml:space="preserve"> five cross-cutting axes (attribution, trust, usage, modality, </w:t>
+      </w:r>
+      <w:r>
+        <w:rPr>
+          <w:i/>
+          <w:iCs/>
+        </w:rPr>
+        <w:t xml:space="preserve">link time</w:t>
+      </w:r>
+      <w:r>
+        <w:t xml:space="preserve">). For each class, we prove what it minimally requires, and we derive decision procedures that an island designer can apply.</w:t>
       </w:r>
     </w:p>
     <w:p>
@@ -777,11 +1421,15 @@
         <w:rPr>
           <w:b/>
           <w:bCs/>
-        </w:rPr>
-        <w:t xml:space="preserve">O3 — Confidential references.</w:t>
-      </w:r>
-      <w:r>
-        <w:t xml:space="preserve"> We turn SMPC-based resolution, which verifies a value without disclosing its inputs, from a bespoke application protocol [82] into a first-class addressing primitive. Each island states its threat model explicitly, from honest-but-curious to malicious-secure.</w:t>
+          <w:highlight w:val="yellow"/>
+        </w:rPr>
+        <w:t xml:space="preserve">O3 — Border translation.</w:t>
+      </w:r>
+      <w:r>
+        <w:rPr>
+          <w:highlight w:val="yellow"/>
+        </w:rPr>
+        <w:t xml:space="preserve"> We determine how NFPs, and the concepts that support them (versions, identities, credentials, usage terms, encodings), are translated when information enters or leaves an island: which references are upgraded at admission, which are downgraded on exit, and how both happen without the silent loss of a guarantee.</w:t>
       </w:r>
     </w:p>
     <w:p>
@@ -797,11 +1445,57 @@
         <w:rPr>
           <w:b/>
           <w:bCs/>
-        </w:rPr>
-        <w:t xml:space="preserve">O4 — Agent affordance layer.</w:t>
-      </w:r>
-      <w:r>
-        <w:t xml:space="preserve"> We build a capability-exposure layer through which autonomous agents discover the valid next actions in the current state, with link-relation semantics [90] and explicit ordering guarantees for state-changing actions.</w:t>
+          <w:highlight w:val="yellow"/>
+        </w:rPr>
+        <w:t xml:space="preserve">O4 — Island technologies.</w:t>
+      </w:r>
+      <w:r>
+        <w:rPr>
+          <w:highlight w:val="yellow"/>
+        </w:rPr>
+        <w:t xml:space="preserve"> We build the technologies that the required islands need: a reference and </w:t>
+      </w:r>
+      <w:r>
+        <w:rPr>
+          <w:i/>
+          <w:iCs/>
+          <w:highlight w:val="yellow"/>
+        </w:rPr>
+        <w:t xml:space="preserve">transclusion</w:t>
+      </w:r>
+      <w:r>
+        <w:rPr>
+          <w:highlight w:val="yellow"/>
+        </w:rPr>
+        <w:t xml:space="preserve"> layer over content-addressed storage; confidential references that turn SMPC-based resolution into an addressing primitive; and an agent layer with state-dependent </w:t>
+      </w:r>
+      <w:r>
+        <w:rPr>
+          <w:i/>
+          <w:iCs/>
+          <w:highlight w:val="yellow"/>
+        </w:rPr>
+        <w:t xml:space="preserve">capability discovery</w:t>
+      </w:r>
+      <w:r>
+        <w:rPr>
+          <w:highlight w:val="yellow"/>
+        </w:rPr>
+        <w:t xml:space="preserve"> and design-time </w:t>
+      </w:r>
+      <w:r>
+        <w:rPr>
+          <w:i/>
+          <w:iCs/>
+          <w:highlight w:val="yellow"/>
+        </w:rPr>
+        <w:t xml:space="preserve">Static Links</w:t>
+      </w:r>
+      <w:r>
+        <w:rPr>
+          <w:highlight w:val="yellow"/>
+        </w:rPr>
+        <w:t xml:space="preserve">.</w:t>
       </w:r>
     </w:p>
     <w:p>
@@ -818,46 +1512,55 @@
           <w:b/>
           <w:bCs/>
         </w:rPr>
-        <w:t xml:space="preserve">O5 — Validation islands and incentives.</w:t>
-      </w:r>
-      <w:r>
-        <w:t xml:space="preserve"> We instantiate and evaluate islands in </w:t>
-      </w:r>
-      <w:r>
-        <w:rPr>
-          <w:highlight w:val="yellow"/>
-        </w:rPr>
-        <w:t xml:space="preserve">three</w:t>
-      </w:r>
-      <w:r>
-        <w:t xml:space="preserve"> high-stakes </w:t>
-      </w:r>
-      <w:r>
-        <w:rPr>
-          <w:highlight w:val="yellow"/>
-        </w:rPr>
-        <w:t xml:space="preserve">domains:</w:t>
-      </w:r>
-      <w:r>
-        <w:t xml:space="preserve"> legal </w:t>
-      </w:r>
-      <w:r>
-        <w:rPr>
-          <w:highlight w:val="yellow"/>
-        </w:rPr>
-        <w:t xml:space="preserve">citation,</w:t>
-      </w:r>
-      <w:r>
-        <w:t xml:space="preserve"> cross-organizational supply-chain </w:t>
-      </w:r>
-      <w:r>
-        <w:rPr>
-          <w:highlight w:val="yellow"/>
-        </w:rPr>
-        <w:t xml:space="preserve">data, and social media.</w:t>
-      </w:r>
-      <w:r>
-        <w:t xml:space="preserve"> For each class of actor, we analyze whether islands change the incentive to centralize [9].</w:t>
+        <w:t xml:space="preserve">O5 — Validation and incentives.</w:t>
+      </w:r>
+      <w:r>
+        <w:t xml:space="preserve"> We instantiate and evaluate </w:t>
+      </w:r>
+      <w:r>
+        <w:rPr>
+          <w:highlight w:val="yellow"/>
+        </w:rPr>
+        <w:t xml:space="preserve">Islands L, S, and M with their communities and Island F</w:t>
+      </w:r>
+      <w:r>
+        <w:t xml:space="preserve"> in </w:t>
+      </w:r>
+      <w:r>
+        <w:rPr>
+          <w:highlight w:val="yellow"/>
+        </w:rPr>
+        <w:t xml:space="preserve">industrial installations,</w:t>
+      </w:r>
+      <w:r>
+        <w:t xml:space="preserve"> and we </w:t>
+      </w:r>
+      <w:r>
+        <w:rPr>
+          <w:highlight w:val="yellow"/>
+        </w:rPr>
+        <w:t xml:space="preserve">measure</w:t>
+      </w:r>
+      <w:r>
+        <w:t xml:space="preserve"> whether </w:t>
+      </w:r>
+      <w:r>
+        <w:rPr>
+          <w:highlight w:val="yellow"/>
+        </w:rPr>
+        <w:t xml:space="preserve">the</w:t>
+      </w:r>
+      <w:r>
+        <w:t xml:space="preserve"> islands change </w:t>
+      </w:r>
+      <w:r>
+        <w:rPr>
+          <w:highlight w:val="yellow"/>
+        </w:rPr>
+        <w:t xml:space="preserve">each actor's</w:t>
+      </w:r>
+      <w:r>
+        <w:t xml:space="preserve"> incentive to centralize [9].</w:t>
       </w:r>
     </w:p>
     <w:p>
@@ -874,7 +1577,10 @@
         <w:jc w:val="both"/>
       </w:pPr>
       <w:r>
-        <w:t xml:space="preserve">To achieve these objectives, we propose a theory work package (WP1) that three systems work packages (WP2–WP4) instantiate and a validation work package (WP5) tests.</w:t>
+        <w:rPr>
+          <w:highlight w:val="yellow"/>
+        </w:rPr>
+        <w:t xml:space="preserve">The work packages follow the order of the argument: WP1 establishes the islands that society requires, WP2 and WP3 derive in parallel what these islands need inside and at their borders, WP4 builds the technologies, and WP5 validates them with their communities.</w:t>
       </w:r>
     </w:p>
     <w:p>
@@ -885,38 +1591,29 @@
         <w:rPr>
           <w:b/>
           <w:bCs/>
-        </w:rPr>
-        <w:t xml:space="preserve">WP1 — Foundations: the theory of chosen guarantees (M1–M60, continuous).</w:t>
-      </w:r>
-      <w:r>
-        <w:t xml:space="preserve"> Method: formal modeling and design-science iteration. We develop a guarantee calculus, i.e., a lattice of guarantee bundles ordered by strength. We formalize the bundles as labels in the information-flow control tradition [84, 91] and extend these labels with persistence and attribution components. Each bundle carries its minimal coordination requirements (e.g., registration, replication, identity, availability coupling) and its admissible threat models. Here we draw on distributed-systems impossibility results [92, 93], simulation-based security definitions [94], and RFC 9518's centralization vocabulary [9]. Some guarantees cannot be enforced once a reference has resolved, but </w:t>
-      </w:r>
-      <w:r>
-        <w:rPr>
-          <w:highlight w:val="yellow"/>
-        </w:rPr>
-        <w:t xml:space="preserve">compliance with them</w:t>
-      </w:r>
-      <w:r>
-        <w:t xml:space="preserve"> can be </w:t>
-      </w:r>
-      <w:r>
-        <w:rPr>
-          <w:highlight w:val="yellow"/>
-        </w:rPr>
-        <w:t xml:space="preserve">made incentive-compatible.</w:t>
-      </w:r>
-      <w:r>
-        <w:t xml:space="preserve"> The calculus hence also scores each bundle by the margin by which </w:t>
-      </w:r>
-      <w:r>
-        <w:rPr>
-          <w:highlight w:val="yellow"/>
-        </w:rPr>
-        <w:t xml:space="preserve">compliance is less costly than</w:t>
-      </w:r>
-      <w:r>
-        <w:t xml:space="preserve"> defection for the actor able to defect. This is the mechanism that transcopyright used for reuse [95] and that current data-economy proposals use for derived insights [40].</w:t>
+          <w:highlight w:val="yellow"/>
+        </w:rPr>
+        <w:t xml:space="preserve">WP1 — Societally required islands (M1–M18, revised annually).</w:t>
+      </w:r>
+      <w:r>
+        <w:rPr>
+          <w:highlight w:val="yellow"/>
+        </w:rPr>
+        <w:t xml:space="preserve"> Starting from the four drafts in Figure 1, we determine with the actors who would run and use them which NFP bundles society requires: in law and copyright (Island L), industrial supply chains (Island S), platforms and the public sphere (Island M), and fixed installations that deliberately downgrade the uniform interface to binary bindings (Island F). Interviews with each class of actor, the RFC 9518 checklist [9], and the W3C TAG's societal-impact self-review [93] test each draft. WP1 delivers an account of the required islands and an </w:t>
+      </w:r>
+      <w:r>
+        <w:rPr>
+          <w:i/>
+          <w:iCs/>
+          <w:highlight w:val="yellow"/>
+        </w:rPr>
+        <w:t xml:space="preserve">architectural decision record</w:t>
+      </w:r>
+      <w:r>
+        <w:rPr>
+          <w:highlight w:val="yellow"/>
+        </w:rPr>
+        <w:t xml:space="preserve"> of the islands that ISLANDS does not pursue.</w:t>
       </w:r>
     </w:p>
     <w:p>
@@ -924,191 +1621,283 @@
         <w:jc w:val="both"/>
       </w:pPr>
       <w:r>
-        <w:t xml:space="preserve">To make the calculus checkable, we name each bundle as a </w:t>
-      </w:r>
-      <w:r>
-        <w:rPr>
-          <w:i/>
-          <w:iCs/>
-        </w:rPr>
-        <w:t xml:space="preserve">link class</w:t>
-      </w:r>
-      <w:r>
-        <w:t xml:space="preserve"> that a reference can declare and a client can enforce, much as link relations [90] or HTTP status codes do at lower stakes. The core is a ladder of persistence and integrity. </w:t>
-      </w:r>
-      <w:r>
-        <w:rPr>
-          <w:b/>
-          <w:bCs/>
+        <w:rPr>
+          <w:b/>
+          <w:bCs/>
+          <w:highlight w:val="yellow"/>
+        </w:rPr>
+        <w:t xml:space="preserve">WP2 — Link classes and the theory of chosen guarantees (M6–M60).</w:t>
+      </w:r>
+      <w:r>
+        <w:rPr>
+          <w:highlight w:val="yellow"/>
+        </w:rPr>
+        <w:t xml:space="preserve"> WP2 isolates the </w:t>
+      </w:r>
+      <w:r>
+        <w:rPr>
+          <w:i/>
+          <w:iCs/>
+          <w:highlight w:val="yellow"/>
+        </w:rPr>
+        <w:t xml:space="preserve">link classes</w:t>
+      </w:r>
+      <w:r>
+        <w:rPr>
+          <w:highlight w:val="yellow"/>
+        </w:rPr>
+        <w:t xml:space="preserve"> that these islands need, from </w:t>
+      </w:r>
+      <w:r>
+        <w:rPr>
+          <w:i/>
+          <w:iCs/>
+          <w:highlight w:val="yellow"/>
         </w:rPr>
         <w:t xml:space="preserve">Classic Jumplinks</w:t>
       </w:r>
       <w:r>
-        <w:t xml:space="preserve"> are the Web default (location-addressed, no guarantee) and the fallback outside any island. </w:t>
-      </w:r>
-      <w:r>
-        <w:rPr>
-          <w:b/>
-          <w:bCs/>
-        </w:rPr>
-        <w:t xml:space="preserve">Archived Links</w:t>
-      </w:r>
-      <w:r>
-        <w:t xml:space="preserve"> stay resolvable through redundancy, as with Memento and Perma.cc [28, 56], but are not verified. </w:t>
-      </w:r>
-      <w:r>
-        <w:rPr>
-          <w:b/>
-          <w:bCs/>
-        </w:rPr>
-        <w:t xml:space="preserve">Trusted Links</w:t>
-      </w:r>
-      <w:r>
-        <w:t xml:space="preserve"> are registered in the island and tracked bidirectionally, which makes them accountable but not cryptographically checked [55]. </w:t>
-      </w:r>
-      <w:r>
-        <w:rPr>
-          <w:b/>
-          <w:bCs/>
-        </w:rPr>
-        <w:t xml:space="preserve">Verified Links</w:t>
-      </w:r>
-      <w:r>
-        <w:t xml:space="preserve"> are span-level, version-pinned, and content-addressed, so that resolution matches the cited bytes exactly or fails visibly. </w:t>
-      </w:r>
-      <w:r>
-        <w:rPr>
-          <w:b/>
-          <w:bCs/>
+        <w:rPr>
+          <w:highlight w:val="yellow"/>
+        </w:rPr>
+        <w:t xml:space="preserve"> to </w:t>
+      </w:r>
+      <w:r>
+        <w:rPr>
+          <w:i/>
+          <w:iCs/>
+          <w:highlight w:val="yellow"/>
         </w:rPr>
         <w:t xml:space="preserve">Cryptographic Links</w:t>
       </w:r>
       <w:r>
-        <w:t xml:space="preserve"> are resolved through SMPC or zero-knowledge proofs (O3) and return a verified derivation from data the client never sees. Further axes cut across the ladder. </w:t>
-      </w:r>
-      <w:r>
-        <w:rPr>
-          <w:i/>
-          <w:iCs/>
-        </w:rPr>
-        <w:t xml:space="preserve">Attribution</w:t>
-      </w:r>
-      <w:r>
-        <w:t xml:space="preserve"> is non-monotone, since binding actions to identities trades accountability against chilling effects [96, 97]; European courts have weighed this balance since the census judgment [98] and for anonymous online comment [99]. Attribution is hence a pair (Attributed versus Anonymous/Pseudonymous Links [42]), which we </w:t>
-      </w:r>
-      <w:r>
-        <w:rPr>
-          <w:highlight w:val="yellow"/>
-        </w:rPr>
-        <w:t xml:space="preserve">evaluate</w:t>
-      </w:r>
-      <w:r>
-        <w:t xml:space="preserve"> against island governance as well as coordination cost. </w:t>
-      </w:r>
-      <w:r>
-        <w:rPr>
-          <w:i/>
-          <w:iCs/>
-        </w:rPr>
-        <w:t xml:space="preserve">Trust</w:t>
-      </w:r>
-      <w:r>
-        <w:t xml:space="preserve"> adds Endorsed Links, whose resolution carries a decay-bounded, Sybil-resistant [100] score over retractable endorsements, and </w:t>
-      </w:r>
-      <w:r>
-        <w:rPr>
-          <w:b/>
-          <w:bCs/>
-        </w:rPr>
-        <w:t xml:space="preserve">Credentialed Links</w:t>
-      </w:r>
-      <w:r>
-        <w:t xml:space="preserve">, whose resolution returns a verifiable credential about the source together with its current revocation status [14]. Endorsements aggregate the judgment of peers; credentials rest on the authority of an issuer, and the island decides which issuers it accepts. </w:t>
-      </w:r>
-      <w:r>
-        <w:rPr>
-          <w:i/>
-          <w:iCs/>
-        </w:rPr>
-        <w:t xml:space="preserve">Usage</w:t>
-      </w:r>
-      <w:r>
-        <w:t xml:space="preserve"> adds Purpose-Bound Links, whose terms (recipient, purpose, window) travel with the reference, so that an expired derivation is re-resolved instead of reused. Since no substrate can prevent retention [75], we </w:t>
-      </w:r>
-      <w:r>
-        <w:rPr>
-          <w:highlight w:val="yellow"/>
-        </w:rPr>
-        <w:t xml:space="preserve">assess</w:t>
-      </w:r>
-      <w:r>
-        <w:t xml:space="preserve"> this class </w:t>
-      </w:r>
-      <w:r>
-        <w:rPr>
-          <w:highlight w:val="yellow"/>
-        </w:rPr>
-        <w:t xml:space="preserve">by its compliance margin.</w:t>
-      </w:r>
-      <w:r>
-        <w:t xml:space="preserve"> </w:t>
-      </w:r>
-      <w:r>
-        <w:rPr>
-          <w:i/>
-          <w:iCs/>
-        </w:rPr>
-        <w:t xml:space="preserve">Modality</w:t>
-      </w:r>
-      <w:r>
-        <w:t xml:space="preserve"> adds Capability Links (O4's state-dependent affordances), to which every rung applies as it does to content. </w:t>
-      </w:r>
-      <w:r>
-        <w:rPr>
-          <w:i/>
-          <w:iCs/>
-        </w:rPr>
-        <w:t xml:space="preserve">Link time</w:t>
-      </w:r>
-      <w:r>
-        <w:t xml:space="preserve"> records when a reference is resolved, in the sense of program linkers [101]. Capability Links bind as late as possible, at each interaction. </w:t>
-      </w:r>
-      <w:r>
-        <w:rPr>
-          <w:b/>
-          <w:bCs/>
+        <w:rPr>
+          <w:highlight w:val="yellow"/>
+        </w:rPr>
+        <w:t xml:space="preserve">, with cross-cutting axes for attribution, trust, usage, modality, and </w:t>
+      </w:r>
+      <w:r>
+        <w:rPr>
+          <w:i/>
+          <w:iCs/>
+          <w:highlight w:val="yellow"/>
+        </w:rPr>
+        <w:t xml:space="preserve">link time</w:t>
+      </w:r>
+      <w:r>
+        <w:rPr>
+          <w:highlight w:val="yellow"/>
+        </w:rPr>
+        <w:t xml:space="preserve">, and formalizes them as a </w:t>
+      </w:r>
+      <w:r>
+        <w:rPr>
+          <w:i/>
+          <w:iCs/>
+          <w:highlight w:val="yellow"/>
+        </w:rPr>
+        <w:t xml:space="preserve">guarantee calculus</w:t>
+      </w:r>
+      <w:r>
+        <w:rPr>
+          <w:highlight w:val="yellow"/>
+        </w:rPr>
+        <w:t xml:space="preserve"> in the information-flow control tradition. Each class carries two proof obligations, </w:t>
+      </w:r>
+      <w:r>
+        <w:rPr>
+          <w:i/>
+          <w:iCs/>
+          <w:highlight w:val="yellow"/>
+        </w:rPr>
+        <w:t xml:space="preserve">realizability</w:t>
+      </w:r>
+      <w:r>
+        <w:rPr>
+          <w:highlight w:val="yellow"/>
+        </w:rPr>
+        <w:t xml:space="preserve"> and </w:t>
+      </w:r>
+      <w:r>
+        <w:rPr>
+          <w:i/>
+          <w:iCs/>
+          <w:highlight w:val="yellow"/>
+        </w:rPr>
+        <w:t xml:space="preserve">necessity</w:t>
+      </w:r>
+      <w:r>
+        <w:rPr>
+          <w:highlight w:val="yellow"/>
+        </w:rPr>
+        <w:t xml:space="preserve">, so that the calculus predicts which classes an island of given size, stake, and threat model can sustain, and at what cost.</w:t>
+      </w:r>
+    </w:p>
+    <w:p>
+      <w:pPr>
+        <w:jc w:val="both"/>
+      </w:pPr>
+      <w:r>
+        <w:rPr>
+          <w:b/>
+          <w:bCs/>
+          <w:highlight w:val="yellow"/>
+        </w:rPr>
+        <w:t xml:space="preserve">WP3 — Border checks (M6–M48, in parallel with WP2).</w:t>
+      </w:r>
+      <w:r>
+        <w:rPr>
+          <w:highlight w:val="yellow"/>
+        </w:rPr>
+        <w:t xml:space="preserve"> WP3 determines how NFPs, and the concepts that support them, are translated when information enters or leaves an island: which references are upgraded at admission, which are downgraded on exit, and which cannot cross. Its governing rule is that no reference loses a guarantee silently. WP3 delivers a translation table, an </w:t>
+      </w:r>
+      <w:r>
+        <w:rPr>
+          <w:i/>
+          <w:iCs/>
+          <w:highlight w:val="yellow"/>
+        </w:rPr>
+        <w:t xml:space="preserve">admission protocol</w:t>
+      </w:r>
+      <w:r>
+        <w:rPr>
+          <w:highlight w:val="yellow"/>
+        </w:rPr>
+        <w:t xml:space="preserve"> based on verifiable credentials [14], and border gateways for each island.</w:t>
+      </w:r>
+    </w:p>
+    <w:p>
+      <w:pPr>
+        <w:jc w:val="both"/>
+      </w:pPr>
+      <w:r>
+        <w:rPr>
+          <w:b/>
+          <w:bCs/>
+          <w:highlight w:val="yellow"/>
+        </w:rPr>
+        <w:t xml:space="preserve">WP4 — Island technologies (M12–M54).</w:t>
+      </w:r>
+      <w:r>
+        <w:rPr>
+          <w:highlight w:val="yellow"/>
+        </w:rPr>
+        <w:t xml:space="preserve"> From the islands and their link classes, we build the technologies they require: a reference and </w:t>
+      </w:r>
+      <w:r>
+        <w:rPr>
+          <w:i/>
+          <w:iCs/>
+          <w:highlight w:val="yellow"/>
+        </w:rPr>
+        <w:t xml:space="preserve">transclusion</w:t>
+      </w:r>
+      <w:r>
+        <w:rPr>
+          <w:highlight w:val="yellow"/>
+        </w:rPr>
+        <w:t xml:space="preserve"> layer over content-addressed storage (T4.1), confidential references that generalize our SMPC system [87, 88] into an addressing primitive (T4.2), and an agent layer with state-dependent </w:t>
+      </w:r>
+      <w:r>
+        <w:rPr>
+          <w:i/>
+          <w:iCs/>
+          <w:highlight w:val="yellow"/>
+        </w:rPr>
+        <w:t xml:space="preserve">capability discovery</w:t>
+      </w:r>
+      <w:r>
+        <w:rPr>
+          <w:highlight w:val="yellow"/>
+        </w:rPr>
+        <w:t xml:space="preserve"> and design-time </w:t>
+      </w:r>
+      <w:r>
+        <w:rPr>
+          <w:i/>
+          <w:iCs/>
+          <w:highlight w:val="yellow"/>
         </w:rPr>
         <w:t xml:space="preserve">Static Links</w:t>
       </w:r>
       <w:r>
-        <w:t xml:space="preserve"> bind at design time, in a fixed binary encoding, as Web of Things descriptions already allow for protocols such as Modbus [102]. They give up the evolvability that a uniform interface </w:t>
-      </w:r>
-      <w:r>
-        <w:rPr>
-          <w:highlight w:val="yellow"/>
-        </w:rPr>
-        <w:t xml:space="preserve">provides</w:t>
-      </w:r>
-      <w:r>
-        <w:t xml:space="preserve"> and regain the efficiency it </w:t>
-      </w:r>
-      <w:r>
-        <w:rPr>
-          <w:highlight w:val="yellow"/>
-        </w:rPr>
-        <w:t xml:space="preserve">sacrifices</w:t>
-      </w:r>
-      <w:r>
-        <w:t xml:space="preserve"> [45], which suits fixed, high-speed installations. Like attribution, link time is non-monotone: the calculus </w:t>
-      </w:r>
-      <w:r>
-        <w:rPr>
-          <w:highlight w:val="yellow"/>
-        </w:rPr>
-        <w:t xml:space="preserve">assesses</w:t>
-      </w:r>
-      <w:r>
-        <w:t xml:space="preserve"> it by when </w:t>
+        <w:rPr>
+          <w:highlight w:val="yellow"/>
+        </w:rPr>
+        <w:t xml:space="preserve"> (T4.3).</w:t>
+      </w:r>
+    </w:p>
+    <w:p>
+      <w:pPr>
+        <w:jc w:val="both"/>
+      </w:pPr>
+      <w:r>
+        <w:rPr>
+          <w:b/>
+          <w:bCs/>
+          <w:highlight w:val="yellow"/>
+        </w:rPr>
+        <w:t xml:space="preserve">WP5</w:t>
+      </w:r>
+      <w:r>
+        <w:rPr>
+          <w:b/>
+          <w:bCs/>
+        </w:rPr>
+        <w:t xml:space="preserve"> — Validation </w:t>
+      </w:r>
+      <w:r>
+        <w:rPr>
+          <w:b/>
+          <w:bCs/>
+          <w:highlight w:val="yellow"/>
+        </w:rPr>
+        <w:t xml:space="preserve">islands</w:t>
+      </w:r>
+      <w:r>
+        <w:rPr>
+          <w:b/>
+          <w:bCs/>
+        </w:rPr>
+        <w:t xml:space="preserve"> and </w:t>
+      </w:r>
+      <w:r>
+        <w:rPr>
+          <w:b/>
+          <w:bCs/>
+          <w:highlight w:val="yellow"/>
+        </w:rPr>
+        <w:t xml:space="preserve">incentives (M18–M60).</w:t>
+      </w:r>
+      <w:r>
+        <w:t xml:space="preserve"> We instantiate </w:t>
+      </w:r>
+      <w:r>
+        <w:rPr>
+          <w:highlight w:val="yellow"/>
+        </w:rPr>
+        <w:t xml:space="preserve">Islands L, S, and M with their communities and demonstrate Island F</w:t>
+      </w:r>
+      <w:r>
+        <w:t xml:space="preserve"> in </w:t>
+      </w:r>
+      <w:r>
+        <w:rPr>
+          <w:highlight w:val="yellow"/>
+        </w:rPr>
+        <w:t xml:space="preserve">industrial installations, measure which guarantees each island holds</w:t>
+      </w:r>
+      <w:r>
+        <w:t xml:space="preserve"> and </w:t>
+      </w:r>
+      <w:r>
+        <w:rPr>
+          <w:highlight w:val="yellow"/>
+        </w:rPr>
+        <w:t xml:space="preserve">at what cost, and repeat the WP1 interviews to test</w:t>
+      </w:r>
+      <w:r>
+        <w:t xml:space="preserve"> whether </w:t>
       </w:r>
       <w:r>
         <w:rPr>
@@ -1117,34 +1906,22 @@
         <w:t xml:space="preserve">the</w:t>
       </w:r>
       <w:r>
-        <w:t xml:space="preserve"> coordination </w:t>
-      </w:r>
-      <w:r>
-        <w:rPr>
-          <w:highlight w:val="yellow"/>
-        </w:rPr>
-        <w:t xml:space="preserve">cost</w:t>
-      </w:r>
-      <w:r>
-        <w:t xml:space="preserve"> is </w:t>
-      </w:r>
-      <w:r>
-        <w:rPr>
-          <w:highlight w:val="yellow"/>
-        </w:rPr>
-        <w:t xml:space="preserve">incurred,</w:t>
-      </w:r>
-      <w:r>
-        <w:t xml:space="preserve"> once at design time or </w:t>
-      </w:r>
-      <w:r>
-        <w:rPr>
-          <w:highlight w:val="yellow"/>
-        </w:rPr>
-        <w:t xml:space="preserve">incrementally</w:t>
-      </w:r>
-      <w:r>
-        <w:t xml:space="preserve"> at every interaction.</w:t>
+        <w:t xml:space="preserve"> islands </w:t>
+      </w:r>
+      <w:r>
+        <w:rPr>
+          <w:highlight w:val="yellow"/>
+        </w:rPr>
+        <w:t xml:space="preserve">changed each actor's</w:t>
+      </w:r>
+      <w:r>
+        <w:t xml:space="preserve"> incentive to </w:t>
+      </w:r>
+      <w:r>
+        <w:rPr>
+          <w:highlight w:val="yellow"/>
+        </w:rPr>
+        <w:t xml:space="preserve">centralize.</w:t>
       </w:r>
     </w:p>
     <w:p>
@@ -1152,259 +1929,6 @@
         <w:jc w:val="both"/>
       </w:pPr>
       <w:r>
-        <w:t xml:space="preserve">A declared class is a falsifiable claim with two proof obligations. </w:t>
-      </w:r>
-      <w:r>
-        <w:rPr>
-          <w:i/>
-          <w:iCs/>
-        </w:rPr>
-        <w:t xml:space="preserve">Realizability</w:t>
-      </w:r>
-      <w:r>
-        <w:t xml:space="preserve"> requires that, under its coordination requirements and threat model, a conforming implementation returns the class's guarantee or fails visibly, and never downgrades silently. </w:t>
-      </w:r>
-      <w:r>
-        <w:rPr>
-          <w:i/>
-          <w:iCs/>
-        </w:rPr>
-        <w:t xml:space="preserve">Necessity</w:t>
-      </w:r>
-      <w:r>
-        <w:t xml:space="preserve"> requires that dropping any one requirement admits an execution that violates the guarantee undetected, i.e., that no rung can be </w:t>
-      </w:r>
-      <w:r>
-        <w:rPr>
-          <w:highlight w:val="yellow"/>
-        </w:rPr>
-        <w:t xml:space="preserve">attained at lower coordination cost.</w:t>
-      </w:r>
-      <w:r>
-        <w:t xml:space="preserve"> For an island of given size, stake, and threat model, the calculus then predicts the highest class it can sustain and at what cost. We develop the calculus iteratively against the WP2–WP4 designs and test it against WP5 measurements: every architectural choice in the systems work packages should be derivable from the theory or force a revision of it. Deliverables are the formal model, the link-class taxonomy, design decision procedures, and a published island design handbook.</w:t>
-      </w:r>
-    </w:p>
-    <w:p>
-      <w:pPr>
-        <w:jc w:val="both"/>
-      </w:pPr>
-      <w:r>
-        <w:rPr>
-          <w:b/>
-          <w:bCs/>
-        </w:rPr>
-        <w:t xml:space="preserve">WP2 — The reference layer (M1–M42).</w:t>
-      </w:r>
-      <w:r>
-        <w:t xml:space="preserve"> Method: systems research with a reference implementation. We design the island addressing model. Span-level identifiers are pinned to immutable versions in a Merkle-DAG store, which we build on Git and IPFS primitives [63] and on SWHIDs [64], following RFC 9518's advice to reuse proven mechanisms [9]. A bidirectional link registry scoped to the island makes explicit the coordination that Xanadu wanted globally and the Web refused [36], and transclusion records its provenance [65]. Every reference is typed by its WP1 link class, and the type is enforced structurally. Resolving a Verified or Cryptographic Link thereby returns the exact cited span (or a verified derivation of it) or fails visibly. The registry stores retraction as a superseding record and deletes nothing. A Verified or Trusted Link can hence honour a legal erasure request [103] without breaking the immutable history on which other references depend. Boundary design runs in both directions. Outbound, references degrade gracefully at the island edge: a Verified or Cryptographic Link becomes a Classic Jumplink for a non-member </w:t>
-      </w:r>
-      <w:r>
-        <w:rPr>
-          <w:highlight w:val="yellow"/>
-        </w:rPr>
-        <w:t xml:space="preserve">client, carrying a text fragment [59] that keeps the cited passage addressable where the page still contains it,</w:t>
-      </w:r>
-      <w:r>
-        <w:t xml:space="preserve"> and interoperates with Memento [56] and robust hyperlinks [57]. Inbound, an </w:t>
-      </w:r>
-      <w:r>
-        <w:rPr>
-          <w:i/>
-          <w:iCs/>
-        </w:rPr>
-        <w:t xml:space="preserve">admission protocol</w:t>
-      </w:r>
-      <w:r>
-        <w:t xml:space="preserve"> (the border crossing) lets a client discover the island's NFP set and bind to it. This is where the island applies its attribution regime (e.g., by asking the client to present verifiable credentials, with selective disclosure [86], or by issuing one), and where the guarantee bundle becomes enforceable on the client as well as on stored content. We benchmark the reference implementation per link class for resolution latency, storage overhead, and link-maintenance cost at island scales of 10² to 10⁵ members, and we publish all artifacts.</w:t>
-      </w:r>
-    </w:p>
-    <w:p>
-      <w:pPr>
-        <w:jc w:val="both"/>
-      </w:pPr>
-      <w:r>
-        <w:rPr>
-          <w:b/>
-          <w:bCs/>
-        </w:rPr>
-        <w:t xml:space="preserve">WP3 — Confidential and verifiable references (M6–M54).</w:t>
-      </w:r>
-      <w:r>
-        <w:t xml:space="preserve"> Method: cryptographic protocol design with proofs and empirical benchmarks. We generalize the PEP-LCA results [82, 83] into a </w:t>
-      </w:r>
-      <w:r>
-        <w:rPr>
-          <w:i/>
-          <w:iCs/>
-        </w:rPr>
-        <w:t xml:space="preserve">resolution protocol family</w:t>
-      </w:r>
-      <w:r>
-        <w:t xml:space="preserve">. In this family, a reference's target is secret-shared across island members, and its resolution is a joint computation with a verifiable result. Research arcs: (i) from honest-but-curious to malicious security, using verifiable secret sharing [104] and zero-knowledge correctness proofs, which we expect to yield a quantified privacy-performance frontier; (ii) protocols that tolerate member downtime, which removes the availability coupling we documented in PEP-LCA [82]; and (iii) input integrity through committed inputs and attested sources that connect to hardware-rooted provenance [31]. We prove security in the simulation-based model [94] and evaluate performance on realistic island topologies, together with K. Mitrokotsa and N. Cheng, who co-supervised the PEP-LCA work [82].</w:t>
-      </w:r>
-    </w:p>
-    <w:p>
-      <w:pPr>
-        <w:jc w:val="both"/>
-      </w:pPr>
-      <w:r>
-        <w:rPr>
-          <w:b/>
-          <w:bCs/>
-        </w:rPr>
-        <w:t xml:space="preserve">WP4 — Agents as hypermedia clients (M12–M54).</w:t>
-      </w:r>
-      <w:r>
-        <w:t xml:space="preserve"> Method: design and comparative evaluation. We build the island's agent gateway, which exposes capabilities as state-dependent affordances made perceivable through signifiers [105]. The gateway is a hypermedia-driven layer [45] over MCP-class agent protocols [49]. It explains </w:t>
-      </w:r>
-      <w:r>
-        <w:rPr>
-          <w:i/>
-          <w:iCs/>
-        </w:rPr>
-        <w:t xml:space="preserve">why</w:t>
-      </w:r>
-      <w:r>
-        <w:t xml:space="preserve"> an action is currently valid and gives explicit ordering guarantees for dependent state-changing calls. Each affordance carries the WP1 link class of the resource it exposes, so that an agent can tell a Verified citation from a Classic Jumplink before acting on it. The gateway is also the border crossing for agent clients. An agent's first affordance is the acceptance of the island's NFP set, together with a verifiable credential that states on whose behalf the agent acts, and identity and obligations hence bind before any state-changing call. WP4 extends our work on signifiers [47, 48, 88] towards standardization in the W3C </w:t>
-      </w:r>
-      <w:r>
-        <w:rPr>
-          <w:highlight w:val="yellow"/>
-        </w:rPr>
-        <w:t xml:space="preserve">Autonomous</w:t>
-      </w:r>
-      <w:r>
-        <w:t xml:space="preserve"> Agents </w:t>
-      </w:r>
-      <w:r>
-        <w:rPr>
-          <w:highlight w:val="yellow"/>
-        </w:rPr>
-        <w:t xml:space="preserve">on the Web</w:t>
-      </w:r>
-      <w:r>
-        <w:t xml:space="preserve"> Community Group. We compare task success, safety violations, evolvability, and latency under (a) statically linked tool catalogues, (b) our affordance layer, (c) hybrids, and (d) Static Links over binary protocol bindings, in scenarios drawn from WP5 and from fixed installations in building automation (Siemens) and edge computing (AFarEdge). We expect affordance-scoped exposure to outperform statically linked catalogues on safety and evolvability without loss of task success, and Static Links to outperform both on latency where the installation does not change. The measurements thereby locate, for each scenario, the link time the calculus should recommend.</w:t>
-      </w:r>
-    </w:p>
-    <w:p>
-      <w:pPr>
-        <w:jc w:val="both"/>
-      </w:pPr>
-      <w:r>
-        <w:rPr>
-          <w:b/>
-          <w:bCs/>
-        </w:rPr>
-        <w:t xml:space="preserve">WP5 — Validation islands and stakeholder incentives (M12–M60).</w:t>
-      </w:r>
-      <w:r>
-        <w:t xml:space="preserve"> Method: </w:t>
-      </w:r>
-      <w:r>
-        <w:rPr>
-          <w:highlight w:val="yellow"/>
-        </w:rPr>
-        <w:t xml:space="preserve">three</w:t>
-      </w:r>
-      <w:r>
-        <w:t xml:space="preserve"> case studies and a mixed-methods incentive analysis. </w:t>
-      </w:r>
-      <w:r>
-        <w:rPr>
-          <w:i/>
-          <w:iCs/>
-        </w:rPr>
-        <w:t xml:space="preserve">Island L (legal citation)</w:t>
-      </w:r>
-      <w:r>
-        <w:t xml:space="preserve"> is an end-to-end pilot in which the citations in a working corpus (e.g., a law journal's editorial pipeline or a moot-court record) become span-level, version-pinned, and verifiable, anchored to ECLI and ELI identifiers where these exist [26, 27]. We measure the citation-integrity failures made structurally impossible, the editorial cost compared to Perma-style manual archiving [28], and practitioner acceptance. Island L also instantiates the </w:t>
-      </w:r>
-      <w:r>
-        <w:rPr>
-          <w:i/>
-          <w:iCs/>
-        </w:rPr>
-        <w:t xml:space="preserve">attribution</w:t>
-      </w:r>
-      <w:r>
-        <w:t xml:space="preserve"> NFP. It weighs verified authorship, which makes fabrication sanctionable, against pseudonymous regimes, which may shield sensitive filings. Our legal partner is Prof. Tamò-Larrieux (Lausanne), whose group's doctoral work on chilling effects grounds the anonymity side, and Island L docks onto the PI's running law/technology projects (SNSF CoCoDa; </w:t>
-      </w:r>
-      <w:r>
-        <w:rPr>
-          <w:i/>
-          <w:iCs/>
-        </w:rPr>
-        <w:t xml:space="preserve">Access to Justice</w:t>
-      </w:r>
-      <w:r>
-        <w:t xml:space="preserve">). </w:t>
-      </w:r>
-      <w:r>
-        <w:rPr>
-          <w:i/>
-          <w:iCs/>
-        </w:rPr>
-        <w:t xml:space="preserve">Island S (supply chain)</w:t>
-      </w:r>
-      <w:r>
-        <w:t xml:space="preserve"> extends the running PEP-LCA deployment [82, 83] into a full island with confidential references and agent-mediated onboarding, together with its industrial partners (Empa, Siemens). We test it against the disclosure duties of the EU battery passport and the Carbon Border Adjustment Mechanism, which require emissions data from upstream suppliers, including installations outside the EU [25, 106]. Since CBAM requires actual emission values to be checked by accredited verifiers [107], Island S also tests Credentialed Links that carry the verifier's attestation together with the confidential value. </w:t>
-      </w:r>
-      <w:r>
-        <w:rPr>
-          <w:i/>
-          <w:iCs/>
-          <w:highlight w:val="yellow"/>
-        </w:rPr>
-        <w:t xml:space="preserve">Island M (social media)</w:t>
-      </w:r>
-      <w:r>
-        <w:rPr>
-          <w:highlight w:val="yellow"/>
-        </w:rPr>
-        <w:t xml:space="preserve"> gathers public-interest publishers (e.g., public broadcasters, election authorities, and newsrooms) on a federated network [62]. Their posts become version-pinned and attributed, edits and deletions become superseding records, and Credentialed Links state who stands behind an account, which a purchasable badge does not [13]. Vetted researchers resolve Cryptographic Links to exposure statistics that instance operators compute jointly over interaction data that none of them discloses. Island M thereby tests confidential references against the researcher data access of the DSA [11] and against the gap between released and seen data that we documented [15, 16]. We measure the survival of posts and links compared to platform baselines [7], the share of research queries answered without raw-data transfer, and acceptance by publishers and researchers.</w:t>
-      </w:r>
-    </w:p>
-    <w:p>
-      <w:pPr>
-        <w:jc w:val="both"/>
-      </w:pPr>
-      <w:r>
-        <w:t xml:space="preserve">The </w:t>
-      </w:r>
-      <w:r>
-        <w:rPr>
-          <w:i/>
-          <w:iCs/>
-        </w:rPr>
-        <w:t xml:space="preserve">incentive analysis</w:t>
-      </w:r>
-      <w:r>
-        <w:t xml:space="preserve"> studies each class of actor (hyperscaler, legacy industry, OSS/privacy community, browser vendor, platform, public record-keeper) through interviews, institutional analysis of funding models, and the RFC 9518 mitigation checklist [9]. For each class, it asks whether an island changes the actor's incentive to centralize. It also asks whether an island can be configured so that the guarantee-respecting path is the actor's </w:t>
-      </w:r>
-      <w:r>
-        <w:rPr>
-          <w:highlight w:val="yellow"/>
-        </w:rPr>
-        <w:t xml:space="preserve">least costly</w:t>
-      </w:r>
-      <w:r>
-        <w:t xml:space="preserve"> one, since a guarantee that no actor </w:t>
-      </w:r>
-      <w:r>
-        <w:rPr>
-          <w:highlight w:val="yellow"/>
-        </w:rPr>
-        <w:t xml:space="preserve">has an incentive</w:t>
-      </w:r>
-      <w:r>
-        <w:t xml:space="preserve"> to keep is one the theory should decline to promise. The analysis thereby delivers the stakeholder half of O1's decision procedures. It builds on our platform-audit work [15, 16], our working relationship with Solid's steward (the ODI, a CoCoDa partner), and the PI's seat on the European VLOP-auditing oversight board.</w:t>
-      </w:r>
-    </w:p>
-    <w:p>
-      <w:pPr>
-        <w:jc w:val="both"/>
-      </w:pPr>
-      <w:r>
         <w:rPr>
           <w:b/>
           <w:bCs/>
@@ -1412,13 +1936,22 @@
         <w:t xml:space="preserve">Integration and openness.</w:t>
       </w:r>
       <w:r>
-        <w:t xml:space="preserve"> Annual integration milestones bind the WP2–WP4 prototypes into one architecture, which WP5 then evaluates. All software is open source, and all publications are open access. </w:t>
-      </w:r>
-      <w:r>
-        <w:rPr>
-          <w:highlight w:val="yellow"/>
-        </w:rPr>
-        <w:t xml:space="preserve">All specifications go to the W3C groups that maintain the protocols islands build on, or to their successors: the Linked Web Storage Working Group (reference layer), the Social Web Working and Community Groups (Island M), the Verifiable Credentials and Federated Identity Working Groups (admission), the Web of Things Working Group (Static Links), and the Autonomous Agents on the Web Community Group (agent layer).</w:t>
+        <w:t xml:space="preserve"> Annual integration milestones bind the prototypes into one </w:t>
+      </w:r>
+      <w:r>
+        <w:rPr>
+          <w:highlight w:val="yellow"/>
+        </w:rPr>
+        <w:t xml:space="preserve">architecture and revise the WP1 account and the calculus.</w:t>
+      </w:r>
+      <w:r>
+        <w:t xml:space="preserve"> All software and publications are </w:t>
+      </w:r>
+      <w:r>
+        <w:rPr>
+          <w:highlight w:val="yellow"/>
+        </w:rPr>
+        <w:t xml:space="preserve">open, and all specifications go to the W3C groups that maintain the protocols islands build on.</w:t>
       </w:r>
     </w:p>
     <w:p>
@@ -1445,7 +1978,41 @@
         <w:t xml:space="preserve">Web architecture</w:t>
       </w:r>
       <w:r>
-        <w:t xml:space="preserve">, the Web of Things [108], its W3C standardization [102] (now deployed in industrial products), and hypermedia multi-agent systems [46, 47, 88] ground the reference layer (WP2) and the agent layer (WP4). In </w:t>
+        <w:t xml:space="preserve">, the Web of Things [94], its W3C standardization [95] (now deployed in industrial products), and hypermedia multi-agent systems [49, 50, 91] ground the </w:t>
+      </w:r>
+      <w:r>
+        <w:rPr>
+          <w:i/>
+          <w:iCs/>
+          <w:highlight w:val="yellow"/>
+        </w:rPr>
+        <w:t xml:space="preserve">link classes</w:t>
+      </w:r>
+      <w:r>
+        <w:rPr>
+          <w:highlight w:val="yellow"/>
+        </w:rPr>
+        <w:t xml:space="preserve"> and border checks (WP2, WP3)</w:t>
+      </w:r>
+      <w:r>
+        <w:t xml:space="preserve"> and the </w:t>
+      </w:r>
+      <w:r>
+        <w:rPr>
+          <w:i/>
+          <w:iCs/>
+          <w:highlight w:val="yellow"/>
+        </w:rPr>
+        <w:t xml:space="preserve">island</w:t>
+      </w:r>
+      <w:r>
+        <w:rPr>
+          <w:highlight w:val="yellow"/>
+        </w:rPr>
+        <w:t xml:space="preserve"> technologies</w:t>
+      </w:r>
+      <w:r>
+        <w:t xml:space="preserve"> (WP4). In </w:t>
       </w:r>
       <w:r>
         <w:rPr>
@@ -1455,7 +2022,17 @@
         <w:t xml:space="preserve">ubiquitous computing</w:t>
       </w:r>
       <w:r>
-        <w:t xml:space="preserve">, references that bind physical artifacts to digital records [109] and personalization systems that mediate what people perceive in their surroundings [110] extend islands from documents to devices, places, and the people in them. In </w:t>
+        <w:t xml:space="preserve">, references that bind physical artifacts to digital records [96] and personalization systems that mediate what people perceive in their surroundings [97] extend </w:t>
+      </w:r>
+      <w:r>
+        <w:rPr>
+          <w:i/>
+          <w:iCs/>
+        </w:rPr>
+        <w:t xml:space="preserve">islands</w:t>
+      </w:r>
+      <w:r>
+        <w:t xml:space="preserve"> from documents to devices, places, and the people in them. In </w:t>
       </w:r>
       <w:r>
         <w:rPr>
@@ -1465,7 +2042,46 @@
         <w:t xml:space="preserve">human-computer interaction</w:t>
       </w:r>
       <w:r>
-        <w:t xml:space="preserve">, the PI's work on affordances and signifiers [48] informs WP4's capability discovery and the admission step at an island's border, where a client is shown the obligations it accepts. In </w:t>
+        <w:t xml:space="preserve">, the PI's work on </w:t>
+      </w:r>
+      <w:r>
+        <w:rPr>
+          <w:i/>
+          <w:iCs/>
+        </w:rPr>
+        <w:t xml:space="preserve">affordances</w:t>
+      </w:r>
+      <w:r>
+        <w:t xml:space="preserve"> and </w:t>
+      </w:r>
+      <w:r>
+        <w:rPr>
+          <w:i/>
+          <w:iCs/>
+        </w:rPr>
+        <w:t xml:space="preserve">signifiers</w:t>
+      </w:r>
+      <w:r>
+        <w:t xml:space="preserve"> [51] informs WP4's </w:t>
+      </w:r>
+      <w:r>
+        <w:rPr>
+          <w:i/>
+          <w:iCs/>
+        </w:rPr>
+        <w:t xml:space="preserve">capability discovery</w:t>
+      </w:r>
+      <w:r>
+        <w:t xml:space="preserve"> and </w:t>
+      </w:r>
+      <w:r>
+        <w:rPr>
+          <w:highlight w:val="yellow"/>
+        </w:rPr>
+        <w:t xml:space="preserve">WP3's</w:t>
+      </w:r>
+      <w:r>
+        <w:t xml:space="preserve"> admission step at an island's border, where a client is shown the obligations it accepts. In </w:t>
       </w:r>
       <w:r>
         <w:rPr>
@@ -1475,7 +2091,7 @@
         <w:t xml:space="preserve">law</w:t>
       </w:r>
       <w:r>
-        <w:t xml:space="preserve">, regulation expressed as technical architecture [20, 111, 112], platform auditing under the DSA [15, 16], and membership in the European VLOP-auditing oversight board ground </w:t>
+        <w:t xml:space="preserve">, regulation expressed as technical architecture [21, 98, 99], platform auditing under the DSA [16, 17], and membership in the European VLOP-auditing oversight board ground </w:t>
       </w:r>
       <w:r>
         <w:rPr>
@@ -1484,7 +2100,44 @@
         <w:t xml:space="preserve">Islands L and M,</w:t>
       </w:r>
       <w:r>
-        <w:t xml:space="preserve"> the attribution regime, and the incentive analysis (WP5). Each line has so far addressed one part of the problem. The theory of chosen guarantees (O1) needs all of them, because an island's guarantees are at once architectural, experienced by people, and legally consequential. The PI stepped down as Dean in February 2026 to pursue this programme (≥40% commitment).</w:t>
+        <w:t xml:space="preserve"> the attribution regime, and the </w:t>
+      </w:r>
+      <w:r>
+        <w:rPr>
+          <w:highlight w:val="yellow"/>
+        </w:rPr>
+        <w:t xml:space="preserve">stakeholder</w:t>
+      </w:r>
+      <w:r>
+        <w:t xml:space="preserve"> analysis </w:t>
+      </w:r>
+      <w:r>
+        <w:rPr>
+          <w:highlight w:val="yellow"/>
+        </w:rPr>
+        <w:t xml:space="preserve">(WP1, WP5). As General Chair of the Solid Symposium 2027 and of the ACM Symposium on Computer Science and Law 2028, the PI convenes the decentralized-data and the computer science and law communities on which WP1, WP4, and Island L draw.</w:t>
+      </w:r>
+      <w:r>
+        <w:t xml:space="preserve"> Each line has so far addressed one part of the problem. The </w:t>
+      </w:r>
+      <w:r>
+        <w:rPr>
+          <w:i/>
+          <w:iCs/>
+        </w:rPr>
+        <w:t xml:space="preserve">theory of chosen guarantees</w:t>
+      </w:r>
+      <w:r>
+        <w:t xml:space="preserve"> </w:t>
+      </w:r>
+      <w:r>
+        <w:rPr>
+          <w:highlight w:val="yellow"/>
+        </w:rPr>
+        <w:t xml:space="preserve">(O2)</w:t>
+      </w:r>
+      <w:r>
+        <w:t xml:space="preserve"> needs all of them, because an island's guarantees are at once architectural, experienced by people, and legally consequential. The PI stepped down as Dean in February 2026 to pursue this programme (≥40% commitment).</w:t>
       </w:r>
     </w:p>
     <w:p>
@@ -1502,25 +2155,25 @@
         <w:t xml:space="preserve">Luka Bekavac</w:t>
       </w:r>
       <w:r>
-        <w:t xml:space="preserve"> (through 2029, ≈M20) brings the empirical and regulatory instruments (e.g., platform transparency, DSA data-access auditing, integrity-by-design referencing [15, 16, 109]) for WP5's legal </w:t>
-      </w:r>
-      <w:r>
-        <w:rPr>
-          <w:highlight w:val="yellow"/>
-        </w:rPr>
-        <w:t xml:space="preserve">and social-media islands</w:t>
-      </w:r>
-      <w:r>
-        <w:t xml:space="preserve"> and </w:t>
-      </w:r>
-      <w:r>
-        <w:rPr>
-          <w:highlight w:val="yellow"/>
-        </w:rPr>
-        <w:t xml:space="preserve">the</w:t>
-      </w:r>
-      <w:r>
-        <w:t xml:space="preserve"> incentive analysis. </w:t>
+        <w:t xml:space="preserve"> (through 2029, ≈M20) brings the empirical and regulatory instruments (e.g., platform transparency, DSA data-access auditing, integrity-by-design referencing [16, 17, 96]) for </w:t>
+      </w:r>
+      <w:r>
+        <w:rPr>
+          <w:highlight w:val="yellow"/>
+        </w:rPr>
+        <w:t xml:space="preserve">WP1's island requirements and stakeholder analysis and for</w:t>
+      </w:r>
+      <w:r>
+        <w:t xml:space="preserve"> WP5's legal </w:t>
+      </w:r>
+      <w:r>
+        <w:rPr>
+          <w:highlight w:val="yellow"/>
+        </w:rPr>
+        <w:t xml:space="preserve">and social-media islands.</w:t>
+      </w:r>
+      <w:r>
+        <w:t xml:space="preserve"> </w:t>
       </w:r>
       <w:r>
         <w:rPr>
@@ -1530,7 +2183,61 @@
         <w:t xml:space="preserve">Jan Grau</w:t>
       </w:r>
       <w:r>
-        <w:t xml:space="preserve"> (through 2029, ≈M20) built the PEP-LCA SMPC stack and its Solid integration [82, 83], which anchor WP3's first arc and Island S. We will recruit an applied-cryptography postdoc (WP3 lead, from M1), two PhD students (reference layer, WP2, M1; agent layer, WP4, ~M6), a socio-technical postdoc who succeeds Bekavac with overlap (WP5, from ~M17), a further PhD student on the legal island (from ~M21, co-supervised with the legal partner), and a research engineer for the shared prototype. External collaborators are Mitrokotsa and Cheng (cryptography), Ciortea (hypermedia MAS, USG), Tamò-Larrieux (law, Lausanne), the ODI and the Solid community (via CoCoDa), and the industrial WISER partners (Empa, Siemens).</w:t>
+        <w:t xml:space="preserve"> (through 2029, ≈M20) built the PEP-LCA SMPC stack and its Solid integration [87, 88], which anchor </w:t>
+      </w:r>
+      <w:r>
+        <w:rPr>
+          <w:highlight w:val="yellow"/>
+        </w:rPr>
+        <w:t xml:space="preserve">WP4's confidential references</w:t>
+      </w:r>
+      <w:r>
+        <w:t xml:space="preserve"> and Island S. We will recruit an applied-cryptography postdoc </w:t>
+      </w:r>
+      <w:r>
+        <w:rPr>
+          <w:highlight w:val="yellow"/>
+        </w:rPr>
+        <w:t xml:space="preserve">(confidential references in WP4 and border conditions in WP3,</w:t>
+      </w:r>
+      <w:r>
+        <w:t xml:space="preserve"> from M1), two PhD students (reference </w:t>
+      </w:r>
+      <w:r>
+        <w:rPr>
+          <w:highlight w:val="yellow"/>
+        </w:rPr>
+        <w:t xml:space="preserve">layer and border checks, WP3 and WP4,</w:t>
+      </w:r>
+      <w:r>
+        <w:t xml:space="preserve"> M1; </w:t>
+      </w:r>
+      <w:r>
+        <w:rPr>
+          <w:highlight w:val="yellow"/>
+        </w:rPr>
+        <w:t xml:space="preserve">agents and static bindings,</w:t>
+      </w:r>
+      <w:r>
+        <w:t xml:space="preserve"> WP4, ~M6), a socio-technical postdoc who succeeds Bekavac with overlap </w:t>
+      </w:r>
+      <w:r>
+        <w:rPr>
+          <w:highlight w:val="yellow"/>
+        </w:rPr>
+        <w:t xml:space="preserve">(WP1 and WP5,</w:t>
+      </w:r>
+      <w:r>
+        <w:t xml:space="preserve"> from ~M17), a further PhD student on the legal island </w:t>
+      </w:r>
+      <w:r>
+        <w:rPr>
+          <w:highlight w:val="yellow"/>
+        </w:rPr>
+        <w:t xml:space="preserve">(WP1 and WP5, from</w:t>
+      </w:r>
+      <w:r>
+        <w:t xml:space="preserve"> ~M21, co-supervised with the legal partner), and a research engineer for the shared prototype. External collaborators are Mitrokotsa and Cheng (cryptography), Ciortea (hypermedia MAS, USG), Tamò-Larrieux (law, Lausanne), the ODI and the Solid community (via CoCoDa), and the industrial WISER partners (Empa, Siemens).</w:t>
       </w:r>
     </w:p>
     <w:p>
@@ -1556,7 +2263,44 @@
         <w:t xml:space="preserve">sustainable</w:t>
       </w:r>
       <w:r>
-        <w:t xml:space="preserve"> at island scale, that cryptographic reference resolution can reach interactive latency, and that actors with divergent incentives will adopt shared guarantees. Each hypothesis can be refuted. O1 hence treats guarantees as </w:t>
+        <w:t xml:space="preserve"> at </w:t>
+      </w:r>
+      <w:r>
+        <w:rPr>
+          <w:i/>
+          <w:iCs/>
+        </w:rPr>
+        <w:t xml:space="preserve">island</w:t>
+      </w:r>
+      <w:r>
+        <w:t xml:space="preserve"> scale, that cryptographic reference resolution can reach interactive latency, and that actors with divergent incentives will adopt shared guarantees. Each hypothesis can be refuted. </w:t>
+      </w:r>
+      <w:r>
+        <w:rPr>
+          <w:highlight w:val="yellow"/>
+        </w:rPr>
+        <w:t xml:space="preserve">WP1</w:t>
+      </w:r>
+      <w:r>
+        <w:t xml:space="preserve"> hence </w:t>
+      </w:r>
+      <w:r>
+        <w:rPr>
+          <w:highlight w:val="yellow"/>
+        </w:rPr>
+        <w:t xml:space="preserve">asks which guarantees society requires, O2</w:t>
+      </w:r>
+      <w:r>
+        <w:t xml:space="preserve"> treats </w:t>
+      </w:r>
+      <w:r>
+        <w:rPr>
+          <w:highlight w:val="yellow"/>
+        </w:rPr>
+        <w:t xml:space="preserve">them</w:t>
+      </w:r>
+      <w:r>
+        <w:t xml:space="preserve"> as </w:t>
       </w:r>
       <w:r>
         <w:rPr>
@@ -1845,7 +2589,32 @@
         <w:pStyle w:val="Ref"/>
       </w:pPr>
       <w:r>
-        <w:t xml:space="preserve">[15] L. Bekavac, J. Strecker-Bischoff, K. Garcia, S. Mayer, A. Tamò-Larrieux. Scrutinizing systemic risks in personalized recommender systems through sock-puppet auditing of VLOPs. </w:t>
+        <w:rPr>
+          <w:highlight w:val="yellow"/>
+        </w:rPr>
+        <w:t xml:space="preserve">[15] D. Appelquist, H. Beeman, A. Guy (eds.). </w:t>
+      </w:r>
+      <w:r>
+        <w:rPr>
+          <w:i/>
+          <w:iCs/>
+          <w:highlight w:val="yellow"/>
+        </w:rPr>
+        <w:t xml:space="preserve">Ethical Web Principles.</w:t>
+      </w:r>
+      <w:r>
+        <w:rPr>
+          <w:highlight w:val="yellow"/>
+        </w:rPr>
+        <w:t xml:space="preserve"> W3C Statement, 12 December 2024.</w:t>
+      </w:r>
+    </w:p>
+    <w:p>
+      <w:pPr>
+        <w:pStyle w:val="Ref"/>
+      </w:pPr>
+      <w:r>
+        <w:t xml:space="preserve">[16] L. Bekavac, J. Strecker-Bischoff, K. Garcia, S. Mayer, A. Tamò-Larrieux. Scrutinizing systemic risks in personalized recommender systems through sock-puppet auditing of VLOPs. </w:t>
       </w:r>
       <w:r>
         <w:rPr>
@@ -1863,7 +2632,7 @@
         <w:pStyle w:val="Ref"/>
       </w:pPr>
       <w:r>
-        <w:t xml:space="preserve">[16] L. Bekavac, S. Mayer. Platforms' research API data access: What users see vs. what researchers can retrieve. </w:t>
+        <w:t xml:space="preserve">[17] L. Bekavac, S. Mayer. Platforms' research API data access: What users see vs. what researchers can retrieve. </w:t>
       </w:r>
       <w:r>
         <w:rPr>
@@ -1884,7 +2653,7 @@
         <w:rPr>
           <w:highlight w:val="yellow"/>
         </w:rPr>
-        <w:t xml:space="preserve">[17] Cour d'appel de Paris, rulings of 29 October 2026 upholding the July 2026 order of the Autorité de la concurrence against Meta (neighbouring rights of press publishers); reported by AFP, "French court rules Meta must negotiate over rights payments", France 24, 29 October 2026. </w:t>
+        <w:t xml:space="preserve">[18] Cour d'appel de Paris, rulings of 29 October 2026 upholding the July 2026 order of the Autorité de la concurrence against Meta (neighbouring rights of press publishers); reported by AFP, "French court rules Meta must negotiate over rights payments", France 24, 29 October 2026. </w:t>
       </w:r>
       <w:r>
         <w:rPr>
@@ -1900,7 +2669,7 @@
         <w:pStyle w:val="Ref"/>
       </w:pPr>
       <w:r>
-        <w:t xml:space="preserve">[18] L. Lessig. </w:t>
+        <w:t xml:space="preserve">[19] L. Lessig. </w:t>
       </w:r>
       <w:r>
         <w:rPr>
@@ -1918,7 +2687,7 @@
         <w:pStyle w:val="Ref"/>
       </w:pPr>
       <w:r>
-        <w:t xml:space="preserve">[19] M. Hildebrandt. </w:t>
+        <w:t xml:space="preserve">[20] M. Hildebrandt. </w:t>
       </w:r>
       <w:r>
         <w:rPr>
@@ -1936,7 +2705,7 @@
         <w:pStyle w:val="Ref"/>
       </w:pPr>
       <w:r>
-        <w:t xml:space="preserve">[20] A. Tamò-Larrieux, S. Mayer, Z. Zihlmann. Not hardcoding but softcoding data protection. </w:t>
+        <w:t xml:space="preserve">[21] A. Tamò-Larrieux, S. Mayer, Z. Zihlmann. Not hardcoding but softcoding data protection. </w:t>
       </w:r>
       <w:r>
         <w:rPr>
@@ -1954,15 +2723,51 @@
         <w:pStyle w:val="Ref"/>
       </w:pPr>
       <w:r>
-        <w:t xml:space="preserve">[21] L. Zard. Internet ozone layer: A vision for reclaiming human freedom in information civilization. Working paper, SSRN 5735624, 2025.</w:t>
-      </w:r>
-    </w:p>
-    <w:p>
-      <w:pPr>
-        <w:pStyle w:val="Ref"/>
-      </w:pPr>
-      <w:r>
-        <w:t xml:space="preserve">[22] A. Spencer, J. Sheridan, D. Thomas, D. Pullinger. UK government Web continuity: Persisting access through aligning infrastructures. </w:t>
+        <w:t xml:space="preserve">[22] L. Zard. Internet ozone layer: A vision for reclaiming human freedom in information civilization. Working paper, SSRN 5735624, 2025.</w:t>
+      </w:r>
+    </w:p>
+    <w:p>
+      <w:pPr>
+        <w:pStyle w:val="Ref"/>
+      </w:pPr>
+      <w:r>
+        <w:rPr>
+          <w:highlight w:val="yellow"/>
+        </w:rPr>
+        <w:t xml:space="preserve">[23] J. Yasskin, S. Capadisli (eds.). </w:t>
+      </w:r>
+      <w:r>
+        <w:rPr>
+          <w:i/>
+          <w:iCs/>
+          <w:highlight w:val="yellow"/>
+        </w:rPr>
+        <w:t xml:space="preserve">User Agents.</w:t>
+      </w:r>
+      <w:r>
+        <w:rPr>
+          <w:highlight w:val="yellow"/>
+        </w:rPr>
+        <w:t xml:space="preserve"> W3C Technical Architecture Group, Group Note, 22 October 2026.</w:t>
+      </w:r>
+    </w:p>
+    <w:p>
+      <w:pPr>
+        <w:pStyle w:val="Ref"/>
+      </w:pPr>
+      <w:r>
+        <w:rPr>
+          <w:highlight w:val="yellow"/>
+        </w:rPr>
+        <w:t xml:space="preserve">[24] Reddit, Inc. Q3 2026 earnings call, 29 October 2026 (transcript: The Motley Fool, 30 October 2026); reported as "As search traffic dries up, Reddit announces it's shifting to a logged-in experience", TechCrunch, 29 October 2026.</w:t>
+      </w:r>
+    </w:p>
+    <w:p>
+      <w:pPr>
+        <w:pStyle w:val="Ref"/>
+      </w:pPr>
+      <w:r>
+        <w:t xml:space="preserve">[25] A. Spencer, J. Sheridan, D. Thomas, D. Pullinger. UK government Web continuity: Persisting access through aligning infrastructures. </w:t>
       </w:r>
       <w:r>
         <w:rPr>
@@ -1980,7 +2785,7 @@
         <w:pStyle w:val="Ref"/>
       </w:pPr>
       <w:r>
-        <w:t xml:space="preserve">[23] M. Klein, H. Van de Sompel, R. Sanderson, H. Shankar, L. Balakireva, K. Zhou, R. Tobin. Scholarly context not found: One in five articles suffers from reference rot. </w:t>
+        <w:t xml:space="preserve">[26] M. Klein, H. Van de Sompel, R. Sanderson, H. Shankar, L. Balakireva, K. Zhou, R. Tobin. Scholarly context not found: One in five articles suffers from reference rot. </w:t>
       </w:r>
       <w:r>
         <w:rPr>
@@ -1998,7 +2803,7 @@
         <w:pStyle w:val="Ref"/>
       </w:pPr>
       <w:r>
-        <w:t xml:space="preserve">[24] L. de Nadal, P. Jančárik. Beyond the deepfake hype: AI, democracy, and "the Slovak case". </w:t>
+        <w:t xml:space="preserve">[27] L. de Nadal, P. Jančárik. Beyond the deepfake hype: AI, democracy, and "the Slovak case". </w:t>
       </w:r>
       <w:r>
         <w:rPr>
@@ -2016,31 +2821,31 @@
         <w:pStyle w:val="Ref"/>
       </w:pPr>
       <w:r>
-        <w:t xml:space="preserve">[25] Regulation (EU) 2023/1542 (Batteries Regulation), Art. 77 and Annex XIII (battery passport, applicable from 18 February 2027).</w:t>
-      </w:r>
-    </w:p>
-    <w:p>
-      <w:pPr>
-        <w:pStyle w:val="Ref"/>
-      </w:pPr>
-      <w:r>
-        <w:t xml:space="preserve">[26] Council conclusions inviting the introduction of the European Case Law Identifier (ECLI) and a minimum set of uniform metadata for case law. OJ C 127, 29 April 2011.</w:t>
-      </w:r>
-    </w:p>
-    <w:p>
-      <w:pPr>
-        <w:pStyle w:val="Ref"/>
-      </w:pPr>
-      <w:r>
-        <w:t xml:space="preserve">[27] Council conclusions inviting the introduction of the European Legislation Identifier (ELI). OJ C 325, 26 October 2012.</w:t>
-      </w:r>
-    </w:p>
-    <w:p>
-      <w:pPr>
-        <w:pStyle w:val="Ref"/>
-      </w:pPr>
-      <w:r>
-        <w:t xml:space="preserve">[28] J. Zittrain, K. Albert, L. Lessig. Perma: Scoping and addressing the problem of link and reference rot in legal citations. </w:t>
+        <w:t xml:space="preserve">[28] Regulation (EU) 2023/1542 (Batteries Regulation), Art. 77 and Annex XIII (battery passport, applicable from 18 February 2027).</w:t>
+      </w:r>
+    </w:p>
+    <w:p>
+      <w:pPr>
+        <w:pStyle w:val="Ref"/>
+      </w:pPr>
+      <w:r>
+        <w:t xml:space="preserve">[29] Council conclusions inviting the introduction of the European Case Law Identifier (ECLI) and a minimum set of uniform metadata for case law. OJ C 127, 29 April 2011.</w:t>
+      </w:r>
+    </w:p>
+    <w:p>
+      <w:pPr>
+        <w:pStyle w:val="Ref"/>
+      </w:pPr>
+      <w:r>
+        <w:t xml:space="preserve">[30] Council conclusions inviting the introduction of the European Legislation Identifier (ELI). OJ C 325, 26 October 2012.</w:t>
+      </w:r>
+    </w:p>
+    <w:p>
+      <w:pPr>
+        <w:pStyle w:val="Ref"/>
+      </w:pPr>
+      <w:r>
+        <w:t xml:space="preserve">[31] J. Zittrain, K. Albert, L. Lessig. Perma: Scoping and addressing the problem of link and reference rot in legal citations. </w:t>
       </w:r>
       <w:r>
         <w:rPr>
@@ -2058,7 +2863,7 @@
         <w:pStyle w:val="Ref"/>
       </w:pPr>
       <w:r>
-        <w:t xml:space="preserve">[29] D. Charlotin. </w:t>
+        <w:t xml:space="preserve">[32] D. Charlotin. </w:t>
       </w:r>
       <w:r>
         <w:rPr>
@@ -2083,7 +2888,7 @@
         <w:pStyle w:val="Ref"/>
       </w:pPr>
       <w:r>
-        <w:t xml:space="preserve">[30] </w:t>
+        <w:t xml:space="preserve">[33] </w:t>
       </w:r>
       <w:r>
         <w:rPr>
@@ -2106,7 +2911,7 @@
         <w:pStyle w:val="Ref"/>
       </w:pPr>
       <w:r>
-        <w:t xml:space="preserve">[31] Coalition for Content Provenance and Authenticity. </w:t>
+        <w:t xml:space="preserve">[34] Coalition for Content Provenance and Authenticity. </w:t>
       </w:r>
       <w:r>
         <w:rPr>
@@ -2124,15 +2929,15 @@
         <w:pStyle w:val="Ref"/>
       </w:pPr>
       <w:r>
-        <w:t xml:space="preserve">[32] Regulation (EU) 2024/1689 (Artificial Intelligence Act), Art. 50.</w:t>
-      </w:r>
-    </w:p>
-    <w:p>
-      <w:pPr>
-        <w:pStyle w:val="Ref"/>
-      </w:pPr>
-      <w:r>
-        <w:t xml:space="preserve">[33] Landgericht München I, judgment of 11 November 2025, 42 O 14139/24 (</w:t>
+        <w:t xml:space="preserve">[35] Regulation (EU) 2024/1689 (Artificial Intelligence Act), Art. 50.</w:t>
+      </w:r>
+    </w:p>
+    <w:p>
+      <w:pPr>
+        <w:pStyle w:val="Ref"/>
+      </w:pPr>
+      <w:r>
+        <w:t xml:space="preserve">[36] Landgericht München I, judgment of 11 November 2025, 42 O 14139/24 (</w:t>
       </w:r>
       <w:r>
         <w:rPr>
@@ -2157,7 +2962,7 @@
         <w:pStyle w:val="Ref"/>
       </w:pPr>
       <w:r>
-        <w:t xml:space="preserve">[34] </w:t>
+        <w:t xml:space="preserve">[37] </w:t>
       </w:r>
       <w:r>
         <w:rPr>
@@ -2175,7 +2980,7 @@
         <w:pStyle w:val="Ref"/>
       </w:pPr>
       <w:r>
-        <w:t xml:space="preserve">[35] George Washington University Law School. </w:t>
+        <w:t xml:space="preserve">[38] George Washington University Law School. </w:t>
       </w:r>
       <w:r>
         <w:rPr>
@@ -2200,7 +3005,7 @@
         <w:pStyle w:val="Ref"/>
       </w:pPr>
       <w:r>
-        <w:t xml:space="preserve">[36] T. H. Nelson. </w:t>
+        <w:t xml:space="preserve">[39] T. H. Nelson. </w:t>
       </w:r>
       <w:r>
         <w:rPr>
@@ -2218,7 +3023,7 @@
         <w:pStyle w:val="Ref"/>
       </w:pPr>
       <w:r>
-        <w:t xml:space="preserve">[37] T. H. Nelson. Xanalogical structure, needed now more than ever. </w:t>
+        <w:t xml:space="preserve">[40] T. H. Nelson. Xanalogical structure, needed now more than ever. </w:t>
       </w:r>
       <w:r>
         <w:rPr>
@@ -2236,7 +3041,7 @@
         <w:pStyle w:val="Ref"/>
       </w:pPr>
       <w:r>
-        <w:t xml:space="preserve">[38] P. Bogetoft, D. L. Christensen, I. Damgård, M. Geisler, T. Jakobsen, M. Krøigaard, et al. Secure multiparty computation goes live. </w:t>
+        <w:t xml:space="preserve">[41] P. Bogetoft, D. L. Christensen, I. Damgård, M. Geisler, T. Jakobsen, M. Krøigaard, et al. Secure multiparty computation goes live. </w:t>
       </w:r>
       <w:r>
         <w:rPr>
@@ -2254,7 +3059,7 @@
         <w:pStyle w:val="Ref"/>
       </w:pPr>
       <w:r>
-        <w:t xml:space="preserve">[39] D. Bogdanov, L. Kamm, B. Kubo, R. Rebane, V. Sokk, R. Talviste. Students and taxes: A privacy-preserving study using secure computation. </w:t>
+        <w:t xml:space="preserve">[42] D. Bogdanov, L. Kamm, B. Kubo, R. Rebane, V. Sokk, R. Talviste. Students and taxes: A privacy-preserving study using secure computation. </w:t>
       </w:r>
       <w:r>
         <w:rPr>
@@ -2272,15 +3077,15 @@
         <w:pStyle w:val="Ref"/>
       </w:pPr>
       <w:r>
-        <w:t xml:space="preserve">[40] R. Verborgh. Inside the insight economy. ruben.verborgh.org, 12 August 2025.</w:t>
-      </w:r>
-    </w:p>
-    <w:p>
-      <w:pPr>
-        <w:pStyle w:val="Ref"/>
-      </w:pPr>
-      <w:r>
-        <w:t xml:space="preserve">[41] D. Chaum. Security without identification: Transaction systems to make big brother obsolete. </w:t>
+        <w:t xml:space="preserve">[43] R. Verborgh. Inside the insight economy. ruben.verborgh.org, 12 August 2025.</w:t>
+      </w:r>
+    </w:p>
+    <w:p>
+      <w:pPr>
+        <w:pStyle w:val="Ref"/>
+      </w:pPr>
+      <w:r>
+        <w:t xml:space="preserve">[44] D. Chaum. Security without identification: Transaction systems to make big brother obsolete. </w:t>
       </w:r>
       <w:r>
         <w:rPr>
@@ -2298,7 +3103,7 @@
         <w:pStyle w:val="Ref"/>
       </w:pPr>
       <w:r>
-        <w:t xml:space="preserve">[42] J. Camenisch, A. Lysyanskaya. An efficient system for non-transferable anonymous credentials with optional anonymity revocation. </w:t>
+        <w:t xml:space="preserve">[45] J. Camenisch, A. Lysyanskaya. An efficient system for non-transferable anonymous credentials with optional anonymity revocation. </w:t>
       </w:r>
       <w:r>
         <w:rPr>
@@ -2316,15 +3121,15 @@
         <w:pStyle w:val="Ref"/>
       </w:pPr>
       <w:r>
-        <w:t xml:space="preserve">[43] Regulation (EU) 2024/1183 amending Regulation (EU) No 910/2014 as regards establishing the European Digital Identity Framework.</w:t>
-      </w:r>
-    </w:p>
-    <w:p>
-      <w:pPr>
-        <w:pStyle w:val="Ref"/>
-      </w:pPr>
-      <w:r>
-        <w:t xml:space="preserve">[44] J. Sedlmeir, R. Smethurst, A. Rieger, G. Fridgen. Digital identities and verifiable credentials. </w:t>
+        <w:t xml:space="preserve">[46] Regulation (EU) 2024/1183 amending Regulation (EU) No 910/2014 as regards establishing the European Digital Identity Framework.</w:t>
+      </w:r>
+    </w:p>
+    <w:p>
+      <w:pPr>
+        <w:pStyle w:val="Ref"/>
+      </w:pPr>
+      <w:r>
+        <w:t xml:space="preserve">[47] J. Sedlmeir, R. Smethurst, A. Rieger, G. Fridgen. Digital identities and verifiable credentials. </w:t>
       </w:r>
       <w:r>
         <w:rPr>
@@ -2342,7 +3147,7 @@
         <w:pStyle w:val="Ref"/>
       </w:pPr>
       <w:r>
-        <w:t xml:space="preserve">[45] R. T. Fielding. </w:t>
+        <w:t xml:space="preserve">[48] R. T. Fielding. </w:t>
       </w:r>
       <w:r>
         <w:rPr>
@@ -2360,7 +3165,7 @@
         <w:pStyle w:val="Ref"/>
       </w:pPr>
       <w:r>
-        <w:t xml:space="preserve">[46] A. Ciortea, S. Mayer, F. Gandon, O. Boissier, A. Ricci, A. Zimmermann. A decade in hindsight: The missing bridge between multi-agent systems and the World Wide Web. </w:t>
+        <w:t xml:space="preserve">[49] A. Ciortea, S. Mayer, F. Gandon, O. Boissier, A. Ricci, A. Zimmermann. A decade in hindsight: The missing bridge between multi-agent systems and the World Wide Web. </w:t>
       </w:r>
       <w:r>
         <w:rPr>
@@ -2378,7 +3183,7 @@
         <w:pStyle w:val="Ref"/>
       </w:pPr>
       <w:r>
-        <w:t xml:space="preserve">[47] D. Vachtsevanou, A. Ciortea, S. Mayer, J. Lemée. Signifiers as a first-class abstraction in hypermedia multi-agent systems. </w:t>
+        <w:t xml:space="preserve">[50] D. Vachtsevanou, A. Ciortea, S. Mayer, J. Lemée. Signifiers as a first-class abstraction in hypermedia multi-agent systems. </w:t>
       </w:r>
       <w:r>
         <w:rPr>
@@ -2396,7 +3201,7 @@
         <w:pStyle w:val="Ref"/>
       </w:pPr>
       <w:r>
-        <w:t xml:space="preserve">[48] J. Lemée, D. Vachtsevanou, S. Mayer, A. Ciortea. Signifiers for conveying and exploiting affordances: From human-computer interaction to multi-agent systems. </w:t>
+        <w:t xml:space="preserve">[51] J. Lemée, D. Vachtsevanou, S. Mayer, A. Ciortea. Signifiers for conveying and exploiting affordances: From human-computer interaction to multi-agent systems. </w:t>
       </w:r>
       <w:r>
         <w:rPr>
@@ -2414,7 +3219,7 @@
         <w:pStyle w:val="Ref"/>
       </w:pPr>
       <w:r>
-        <w:t xml:space="preserve">[49] </w:t>
+        <w:t xml:space="preserve">[52] </w:t>
       </w:r>
       <w:r>
         <w:rPr>
@@ -2432,7 +3237,7 @@
         <w:pStyle w:val="Ref"/>
       </w:pPr>
       <w:r>
-        <w:t xml:space="preserve">[50] T. Schick, J. Dwivedi-Yu, R. Dessì, R. Raileanu, M. Lomeli, E. Hambro, L. Zettlemoyer, N. Cancedda, T. Scialom. Toolformer: Language models can teach themselves to use tools. </w:t>
+        <w:t xml:space="preserve">[53] T. Schick, J. Dwivedi-Yu, R. Dessì, R. Raileanu, M. Lomeli, E. Hambro, L. Zettlemoyer, N. Cancedda, T. Scialom. Toolformer: Language models can teach themselves to use tools. </w:t>
       </w:r>
       <w:r>
         <w:rPr>
@@ -2450,7 +3255,7 @@
         <w:pStyle w:val="Ref"/>
       </w:pPr>
       <w:r>
-        <w:t xml:space="preserve">[51] V. Bush. As we may think. </w:t>
+        <w:t xml:space="preserve">[54] V. Bush. As we may think. </w:t>
       </w:r>
       <w:r>
         <w:rPr>
@@ -2468,7 +3273,7 @@
         <w:pStyle w:val="Ref"/>
       </w:pPr>
       <w:r>
-        <w:t xml:space="preserve">[52] D. C. Engelbart, W. K. English. A research center for augmenting human intellect. </w:t>
+        <w:t xml:space="preserve">[55] D. C. Engelbart, W. K. English. A research center for augmenting human intellect. </w:t>
       </w:r>
       <w:r>
         <w:rPr>
@@ -2486,7 +3291,7 @@
         <w:pStyle w:val="Ref"/>
       </w:pPr>
       <w:r>
-        <w:t xml:space="preserve">[53] F. G. Halasz. Reflections on NoteCards: Seven issues for the next generation of hypermedia systems. </w:t>
+        <w:t xml:space="preserve">[56] F. G. Halasz. Reflections on NoteCards: Seven issues for the next generation of hypermedia systems. </w:t>
       </w:r>
       <w:r>
         <w:rPr>
@@ -2504,7 +3309,7 @@
         <w:pStyle w:val="Ref"/>
       </w:pPr>
       <w:r>
-        <w:t xml:space="preserve">[54] A. M. Fountain, W. Hall, I. Heath, H. C. Davis. MICROCOSM: An open model for hypermedia with dynamic linking. </w:t>
+        <w:t xml:space="preserve">[57] A. M. Fountain, W. Hall, I. Heath, H. C. Davis. MICROCOSM: An open model for hypermedia with dynamic linking. </w:t>
       </w:r>
       <w:r>
         <w:rPr>
@@ -2522,7 +3327,7 @@
         <w:pStyle w:val="Ref"/>
       </w:pPr>
       <w:r>
-        <w:t xml:space="preserve">[55] H. C. Davis. Referential integrity of links in open hypermedia systems. </w:t>
+        <w:t xml:space="preserve">[58] H. C. Davis. Referential integrity of links in open hypermedia systems. </w:t>
       </w:r>
       <w:r>
         <w:rPr>
@@ -2540,7 +3345,32 @@
         <w:pStyle w:val="Ref"/>
       </w:pPr>
       <w:r>
-        <w:t xml:space="preserve">[56] H. Van de Sompel, M. Nelson, R. Sanderson. </w:t>
+        <w:rPr>
+          <w:highlight w:val="yellow"/>
+        </w:rPr>
+        <w:t xml:space="preserve">[59] B. Kahle. Preserving the Internet. </w:t>
+      </w:r>
+      <w:r>
+        <w:rPr>
+          <w:i/>
+          <w:iCs/>
+          <w:highlight w:val="yellow"/>
+        </w:rPr>
+        <w:t xml:space="preserve">Scientific American</w:t>
+      </w:r>
+      <w:r>
+        <w:rPr>
+          <w:highlight w:val="yellow"/>
+        </w:rPr>
+        <w:t xml:space="preserve"> 276(3):82–83, 1997. doi:10.1038/scientificamerican0397-82</w:t>
+      </w:r>
+    </w:p>
+    <w:p>
+      <w:pPr>
+        <w:pStyle w:val="Ref"/>
+      </w:pPr>
+      <w:r>
+        <w:t xml:space="preserve">[60] H. Van de Sompel, M. Nelson, R. Sanderson. </w:t>
       </w:r>
       <w:r>
         <w:rPr>
@@ -2558,7 +3388,7 @@
         <w:pStyle w:val="Ref"/>
       </w:pPr>
       <w:r>
-        <w:t xml:space="preserve">[57] T. A. Phelps, R. Wilensky. Robust intra-document locations. </w:t>
+        <w:t xml:space="preserve">[61] T. A. Phelps, R. Wilensky. Robust intra-document locations. </w:t>
       </w:r>
       <w:r>
         <w:rPr>
@@ -2579,7 +3409,32 @@
         <w:rPr>
           <w:highlight w:val="yellow"/>
         </w:rPr>
-        <w:t xml:space="preserve">[58] R. Sanderson, P. Ciccarese, B. Young (eds.). </w:t>
+        <w:t xml:space="preserve">[62] European Organization for Nuclear Research, OpenAIRE. </w:t>
+      </w:r>
+      <w:r>
+        <w:rPr>
+          <w:i/>
+          <w:iCs/>
+          <w:highlight w:val="yellow"/>
+        </w:rPr>
+        <w:t xml:space="preserve">Zenodo.</w:t>
+      </w:r>
+      <w:r>
+        <w:rPr>
+          <w:highlight w:val="yellow"/>
+        </w:rPr>
+        <w:t xml:space="preserve"> CERN, 2013. doi:10.25495/7GXK-RD71</w:t>
+      </w:r>
+    </w:p>
+    <w:p>
+      <w:pPr>
+        <w:pStyle w:val="Ref"/>
+      </w:pPr>
+      <w:r>
+        <w:rPr>
+          <w:highlight w:val="yellow"/>
+        </w:rPr>
+        <w:t xml:space="preserve">[63] R. Sanderson, P. Ciccarese, B. Young (eds.). </w:t>
       </w:r>
       <w:r>
         <w:rPr>
@@ -2604,7 +3459,7 @@
         <w:rPr>
           <w:highlight w:val="yellow"/>
         </w:rPr>
-        <w:t xml:space="preserve">[59] N. Burris, D. Bokan (eds.). </w:t>
+        <w:t xml:space="preserve">[64] N. Burris, D. Bokan (eds.). </w:t>
       </w:r>
       <w:r>
         <w:rPr>
@@ -2629,7 +3484,7 @@
         <w:rPr>
           <w:highlight w:val="yellow"/>
         </w:rPr>
-        <w:t xml:space="preserve">[60] A. Parecki (ed.). </w:t>
+        <w:t xml:space="preserve">[65] A. Parecki (ed.). </w:t>
       </w:r>
       <w:r>
         <w:rPr>
@@ -2654,7 +3509,7 @@
         <w:rPr>
           <w:highlight w:val="yellow"/>
         </w:rPr>
-        <w:t xml:space="preserve">[61] S. Capadisli, A. Guy (eds.). </w:t>
+        <w:t xml:space="preserve">[66] S. Capadisli, A. Guy (eds.). </w:t>
       </w:r>
       <w:r>
         <w:rPr>
@@ -2679,7 +3534,7 @@
         <w:rPr>
           <w:highlight w:val="yellow"/>
         </w:rPr>
-        <w:t xml:space="preserve">[62] C. Lemmer-Webber, J. Tallon, E. Shepherd, A. Guy, E. Prodromou. </w:t>
+        <w:t xml:space="preserve">[67] C. Lemmer-Webber, J. Tallon, E. Shepherd, A. Guy, E. Prodromou. </w:t>
       </w:r>
       <w:r>
         <w:rPr>
@@ -2701,15 +3556,23 @@
         <w:pStyle w:val="Ref"/>
       </w:pPr>
       <w:r>
-        <w:t xml:space="preserve">[63] J. Benet. IPFS: Content addressed, versioned, P2P file system. arXiv:1407.3561, 2014.</w:t>
-      </w:r>
-    </w:p>
-    <w:p>
-      <w:pPr>
-        <w:pStyle w:val="Ref"/>
-      </w:pPr>
-      <w:r>
-        <w:t xml:space="preserve">[64] ISO/IEC 18670:2025. </w:t>
+        <w:t xml:space="preserve">[68] A. V. Sambra, E. Mansour, S. Hawke, M. Zereba, N. Greco, A. Ghanem, D. Zagidulin, A. Aboulnaga, T. Berners-Lee. Solid: A platform for decentralized social applications based on linked data. Technical report, MIT CSAIL and QCRI, 2016.</w:t>
+      </w:r>
+    </w:p>
+    <w:p>
+      <w:pPr>
+        <w:pStyle w:val="Ref"/>
+      </w:pPr>
+      <w:r>
+        <w:t xml:space="preserve">[69] J. Benet. IPFS: Content addressed, versioned, P2P file system. arXiv:1407.3561, 2014.</w:t>
+      </w:r>
+    </w:p>
+    <w:p>
+      <w:pPr>
+        <w:pStyle w:val="Ref"/>
+      </w:pPr>
+      <w:r>
+        <w:t xml:space="preserve">[70] ISO/IEC 18670:2025. </w:t>
       </w:r>
       <w:r>
         <w:rPr>
@@ -2724,7 +3587,7 @@
         <w:pStyle w:val="Ref"/>
       </w:pPr>
       <w:r>
-        <w:t xml:space="preserve">[65] L. Moreau, P. Missier (eds.). </w:t>
+        <w:t xml:space="preserve">[71] L. Moreau, P. Missier (eds.). </w:t>
       </w:r>
       <w:r>
         <w:rPr>
@@ -2742,7 +3605,7 @@
         <w:pStyle w:val="Ref"/>
       </w:pPr>
       <w:r>
-        <w:t xml:space="preserve">[66] T. Kuhn, M. Dumontier. Trusty URIs: Verifiable, immutable, and permanent digital artifacts for linked data. </w:t>
+        <w:t xml:space="preserve">[72] T. Kuhn, M. Dumontier. Trusty URIs: Verifiable, immutable, and permanent digital artifacts for linked data. </w:t>
       </w:r>
       <w:r>
         <w:rPr>
@@ -2760,7 +3623,7 @@
         <w:pStyle w:val="Ref"/>
       </w:pPr>
       <w:r>
-        <w:t xml:space="preserve">[67] T. Kuhn, C. Chichester, M. Krauthammer, N. Queralt-Rosinach, R. Verborgh, et al. Decentralized provenance-aware publishing with nanopublications. </w:t>
+        <w:t xml:space="preserve">[73] T. Kuhn, C. Chichester, M. Krauthammer, N. Queralt-Rosinach, R. Verborgh, et al. Decentralized provenance-aware publishing with nanopublications. </w:t>
       </w:r>
       <w:r>
         <w:rPr>
@@ -2778,15 +3641,7 @@
         <w:pStyle w:val="Ref"/>
       </w:pPr>
       <w:r>
-        <w:t xml:space="preserve">[68] A. V. Sambra, E. Mansour, S. Hawke, M. Zereba, N. Greco, A. Ghanem, D. Zagidulin, A. Aboulnaga, T. Berners-Lee. Solid: A platform for decentralized social applications based on linked data. Technical report, MIT CSAIL and QCRI, 2016.</w:t>
-      </w:r>
-    </w:p>
-    <w:p>
-      <w:pPr>
-        <w:pStyle w:val="Ref"/>
-      </w:pPr>
-      <w:r>
-        <w:t xml:space="preserve">[69] B. Otto, M. ten Hompel, S. Wrobel (eds.). </w:t>
+        <w:t xml:space="preserve">[74] B. Otto, M. ten Hompel, S. Wrobel (eds.). </w:t>
       </w:r>
       <w:r>
         <w:rPr>
@@ -2807,7 +3662,7 @@
         <w:rPr>
           <w:highlight w:val="yellow"/>
         </w:rPr>
-        <w:t xml:space="preserve">[70] M. Kleppmann, P. Frazee, J. Gold, J. Graber, D. Holmgren, D. Ivy, J. Johnson, B. Newbold, J. Volpert. Bluesky and the AT Protocol: Usable decentralized social media. </w:t>
+        <w:t xml:space="preserve">[75] M. Kleppmann, P. Frazee, J. Gold, J. Graber, D. Holmgren, D. Ivy, J. Johnson, B. Newbold, J. Volpert. Bluesky and the AT Protocol: Usable decentralized social media. </w:t>
       </w:r>
       <w:r>
         <w:rPr>
@@ -2829,15 +3684,15 @@
         <w:pStyle w:val="Ref"/>
       </w:pPr>
       <w:r>
-        <w:t xml:space="preserve">[71] Regulation (EU) 2023/2854 (Data Act); Regulation (EU) 2016/679 (GDPR), Art. 20; Regulation (EU) 2022/1925 (Digital Markets Act), Art. 6(9).</w:t>
-      </w:r>
-    </w:p>
-    <w:p>
-      <w:pPr>
-        <w:pStyle w:val="Ref"/>
-      </w:pPr>
-      <w:r>
-        <w:t xml:space="preserve">[72] L. Bekavac. From data portability to data control: Making regulation technically real. </w:t>
+        <w:t xml:space="preserve">[76] Regulation (EU) 2023/2854 (Data Act); Regulation (EU) 2016/679 (GDPR), Art. 20; Regulation (EU) 2022/1925 (Digital Markets Act), Art. 6(9).</w:t>
+      </w:r>
+    </w:p>
+    <w:p>
+      <w:pPr>
+        <w:pStyle w:val="Ref"/>
+      </w:pPr>
+      <w:r>
+        <w:t xml:space="preserve">[77] L. Bekavac. From data portability to data control: Making regulation technically real. </w:t>
       </w:r>
       <w:r>
         <w:rPr>
@@ -2855,7 +3710,7 @@
         <w:pStyle w:val="Ref"/>
       </w:pPr>
       <w:r>
-        <w:t xml:space="preserve">[73] L. K. Seiling, J. Stein, S. Mayer, L. Bekavac. A Solid research infrastructure leveraging DMA data portability. 2026. </w:t>
+        <w:t xml:space="preserve">[78] L. K. Seiling, J. Stein, S. Mayer, L. Bekavac. A Solid research infrastructure leveraging DMA data portability. 2026. </w:t>
       </w:r>
       <w:r>
         <w:rPr>
@@ -2870,7 +3725,7 @@
         <w:pStyle w:val="Ref"/>
       </w:pPr>
       <w:r>
-        <w:t xml:space="preserve">[74] J. Park, R. Sandhu. The UCON_ABC usage control model. </w:t>
+        <w:t xml:space="preserve">[79] J. Park, R. Sandhu. The UCON_ABC usage control model. </w:t>
       </w:r>
       <w:r>
         <w:rPr>
@@ -2888,7 +3743,7 @@
         <w:pStyle w:val="Ref"/>
       </w:pPr>
       <w:r>
-        <w:t xml:space="preserve">[75] A. Pretschner, M. Hilty, D. Basin. Distributed usage control. </w:t>
+        <w:t xml:space="preserve">[80] A. Pretschner, M. Hilty, D. Basin. Distributed usage control. </w:t>
       </w:r>
       <w:r>
         <w:rPr>
@@ -2906,7 +3761,7 @@
         <w:pStyle w:val="Ref"/>
       </w:pPr>
       <w:r>
-        <w:t xml:space="preserve">[76] S. Pearson, M. Casassa-Mont. Sticky policies: An approach for managing privacy across multiple parties. </w:t>
+        <w:t xml:space="preserve">[81] S. Pearson, M. Casassa-Mont. Sticky policies: An approach for managing privacy across multiple parties. </w:t>
       </w:r>
       <w:r>
         <w:rPr>
@@ -2927,7 +3782,7 @@
         <w:rPr>
           <w:highlight w:val="yellow"/>
         </w:rPr>
-        <w:t xml:space="preserve">[77] D. D. Clark, J. Wroclawski, K. R. Sollins, R. Braden. Tussle in cyberspace: Defining tomorrow's Internet. </w:t>
+        <w:t xml:space="preserve">[82] D. D. Clark, J. Wroclawski, K. R. Sollins, R. Braden. Tussle in cyberspace: Defining tomorrow's Internet. </w:t>
       </w:r>
       <w:r>
         <w:rPr>
@@ -2952,7 +3807,7 @@
         <w:rPr>
           <w:highlight w:val="yellow"/>
         </w:rPr>
-        <w:t xml:space="preserve">[78] D. D. Clark, K. Sollins, J. Wroclawski, T. Faber. Addressing reality: An architectural response to real-world demands on the evolving Internet. </w:t>
+        <w:t xml:space="preserve">[83] D. D. Clark, K. Sollins, J. Wroclawski, T. Faber. Addressing reality: An architectural response to real-world demands on the evolving Internet. </w:t>
       </w:r>
       <w:r>
         <w:rPr>
@@ -2977,7 +3832,7 @@
         <w:rPr>
           <w:highlight w:val="yellow"/>
         </w:rPr>
-        <w:t xml:space="preserve">[79] J. Crowcroft, S. Hand, R. Mortier, T. Roscoe, A. Warfield. Plutarch: An argument for network pluralism. </w:t>
+        <w:t xml:space="preserve">[84] J. Crowcroft, S. Hand, R. Mortier, T. Roscoe, A. Warfield. Plutarch: An argument for network pluralism. </w:t>
       </w:r>
       <w:r>
         <w:rPr>
@@ -2999,7 +3854,7 @@
         <w:pStyle w:val="Ref"/>
       </w:pPr>
       <w:r>
-        <w:t xml:space="preserve">[80] I. Damgård, V. Pastro, N. Smart, S. Zakarias. Multiparty computation from somewhat homomorphic encryption. </w:t>
+        <w:t xml:space="preserve">[85] I. Damgård, V. Pastro, N. Smart, S. Zakarias. Multiparty computation from somewhat homomorphic encryption. </w:t>
       </w:r>
       <w:r>
         <w:rPr>
@@ -3017,7 +3872,7 @@
         <w:pStyle w:val="Ref"/>
       </w:pPr>
       <w:r>
-        <w:t xml:space="preserve">[81] M. Keller. MP-SPDZ: A versatile framework for multi-party computation. </w:t>
+        <w:t xml:space="preserve">[86] M. Keller. MP-SPDZ: A versatile framework for multi-party computation. </w:t>
       </w:r>
       <w:r>
         <w:rPr>
@@ -3035,15 +3890,15 @@
         <w:pStyle w:val="Ref"/>
       </w:pPr>
       <w:r>
-        <w:t xml:space="preserve">[82] J. Grau. Towards decentralized privacy-enhancing life cycle assessment. MSc thesis, University of St. Gallen, 2025.</w:t>
-      </w:r>
-    </w:p>
-    <w:p>
-      <w:pPr>
-        <w:pStyle w:val="Ref"/>
-      </w:pPr>
-      <w:r>
-        <w:t xml:space="preserve">[83] J. Grau, M. Maftun, K. Garcia, S. Mayer. Solid and secure multi-party computation for a circular economy. </w:t>
+        <w:t xml:space="preserve">[87] J. Grau. Towards decentralized privacy-enhancing life cycle assessment. MSc thesis, University of St. Gallen, 2025.</w:t>
+      </w:r>
+    </w:p>
+    <w:p>
+      <w:pPr>
+        <w:pStyle w:val="Ref"/>
+      </w:pPr>
+      <w:r>
+        <w:t xml:space="preserve">[88] J. Grau, M. Maftun, K. Garcia, S. Mayer. Solid and secure multi-party computation for a circular economy. </w:t>
       </w:r>
       <w:r>
         <w:rPr>
@@ -3061,43 +3916,7 @@
         <w:pStyle w:val="Ref"/>
       </w:pPr>
       <w:r>
-        <w:t xml:space="preserve">[84] A. C. Myers, B. Liskov. A decentralized model for information flow control. </w:t>
-      </w:r>
-      <w:r>
-        <w:rPr>
-          <w:i/>
-          <w:iCs/>
-        </w:rPr>
-        <w:t xml:space="preserve">SOSP 1997</w:t>
-      </w:r>
-      <w:r>
-        <w:t xml:space="preserve">, 129–142.</w:t>
-      </w:r>
-    </w:p>
-    <w:p>
-      <w:pPr>
-        <w:pStyle w:val="Ref"/>
-      </w:pPr>
-      <w:r>
-        <w:t xml:space="preserve">[85] J. Liu, M. D. George, K. Vikram, X. Qi, L. Waye, A. C. Myers. Fabric: A platform for secure distributed computation and storage. </w:t>
-      </w:r>
-      <w:r>
-        <w:rPr>
-          <w:i/>
-          <w:iCs/>
-        </w:rPr>
-        <w:t xml:space="preserve">SOSP 2009</w:t>
-      </w:r>
-      <w:r>
-        <w:t xml:space="preserve">, 321–334.</w:t>
-      </w:r>
-    </w:p>
-    <w:p>
-      <w:pPr>
-        <w:pStyle w:val="Ref"/>
-      </w:pPr>
-      <w:r>
-        <w:t xml:space="preserve">[86] D. Fett, K. Yasuda, B. Campbell. </w:t>
+        <w:t xml:space="preserve">[89] D. Fett, K. Yasuda, B. Campbell. </w:t>
       </w:r>
       <w:r>
         <w:rPr>
@@ -3115,7 +3934,7 @@
         <w:pStyle w:val="Ref"/>
       </w:pPr>
       <w:r>
-        <w:t xml:space="preserve">[87] A. Mühle, A. Grüner, T. Gayvoronskaya, C. Meinel. A survey on essential components of a self-sovereign identity. </w:t>
+        <w:t xml:space="preserve">[90] A. Mühle, A. Grüner, T. Gayvoronskaya, C. Meinel. A survey on essential components of a self-sovereign identity. </w:t>
       </w:r>
       <w:r>
         <w:rPr>
@@ -3133,7 +3952,7 @@
         <w:pStyle w:val="Ref"/>
       </w:pPr>
       <w:r>
-        <w:t xml:space="preserve">[88] D. Vachtsevanou, B. de Lima, A. Ciortea, J. F. Hübner, S. Mayer, J. Lemée. Enabling BDI agents to reason on a dynamic action repertoire in hypermedia environments. </w:t>
+        <w:t xml:space="preserve">[91] D. Vachtsevanou, B. de Lima, A. Ciortea, J. F. Hübner, S. Mayer, J. Lemée. Enabling BDI agents to reason on a dynamic action repertoire in hypermedia environments. </w:t>
       </w:r>
       <w:r>
         <w:rPr>
@@ -3151,7 +3970,7 @@
         <w:pStyle w:val="Ref"/>
       </w:pPr>
       <w:r>
-        <w:t xml:space="preserve">[89] K. Greshake, S. Abdelnabi, S. Mishra, C. Endres, T. Holz, M. Fritz. Not what you've signed up for: Compromising real-world LLM-integrated applications with indirect prompt injection. </w:t>
+        <w:t xml:space="preserve">[92] K. Greshake, S. Abdelnabi, S. Mishra, C. Endres, T. Holz, M. Fritz. Not what you've signed up for: Compromising real-world LLM-integrated applications with indirect prompt injection. </w:t>
       </w:r>
       <w:r>
         <w:rPr>
@@ -3169,223 +3988,43 @@
         <w:pStyle w:val="Ref"/>
       </w:pPr>
       <w:r>
-        <w:t xml:space="preserve">[90] M. Nottingham. </w:t>
-      </w:r>
-      <w:r>
-        <w:rPr>
-          <w:i/>
-          <w:iCs/>
-        </w:rPr>
-        <w:t xml:space="preserve">Web Linking.</w:t>
-      </w:r>
-      <w:r>
-        <w:t xml:space="preserve"> RFC 8288, IETF, 2017.</w:t>
-      </w:r>
-    </w:p>
-    <w:p>
-      <w:pPr>
-        <w:pStyle w:val="Ref"/>
-      </w:pPr>
-      <w:r>
-        <w:t xml:space="preserve">[91] D. E. Denning. A lattice model of secure information flow. </w:t>
-      </w:r>
-      <w:r>
-        <w:rPr>
-          <w:i/>
-          <w:iCs/>
-        </w:rPr>
-        <w:t xml:space="preserve">Communications of the ACM</w:t>
-      </w:r>
-      <w:r>
-        <w:t xml:space="preserve"> 19(5):236–243, 1976.</w:t>
-      </w:r>
-    </w:p>
-    <w:p>
-      <w:pPr>
-        <w:pStyle w:val="Ref"/>
-      </w:pPr>
-      <w:r>
-        <w:t xml:space="preserve">[92] M. J. Fischer, N. A. Lynch, M. S. Paterson. Impossibility of distributed consensus with one faulty process. </w:t>
-      </w:r>
-      <w:r>
-        <w:rPr>
-          <w:i/>
-          <w:iCs/>
-        </w:rPr>
-        <w:t xml:space="preserve">Journal of the ACM</w:t>
-      </w:r>
-      <w:r>
-        <w:t xml:space="preserve"> 32(2):374–382, 1985. doi:10.1145/3149.214121</w:t>
-      </w:r>
-    </w:p>
-    <w:p>
-      <w:pPr>
-        <w:pStyle w:val="Ref"/>
-      </w:pPr>
-      <w:r>
-        <w:t xml:space="preserve">[93] S. Gilbert, N. Lynch. Brewer's conjecture and the feasibility of consistent, available, partition-tolerant web services. </w:t>
-      </w:r>
-      <w:r>
-        <w:rPr>
-          <w:i/>
-          <w:iCs/>
-        </w:rPr>
-        <w:t xml:space="preserve">ACM SIGACT News</w:t>
-      </w:r>
-      <w:r>
-        <w:t xml:space="preserve"> 33(2):51–59, 2002. doi:10.1145/564585.564601</w:t>
-      </w:r>
-    </w:p>
-    <w:p>
-      <w:pPr>
-        <w:pStyle w:val="Ref"/>
-      </w:pPr>
-      <w:r>
-        <w:t xml:space="preserve">[94] R. Canetti. Universally composable security: A new paradigm for cryptographic protocols. </w:t>
-      </w:r>
-      <w:r>
-        <w:rPr>
-          <w:i/>
-          <w:iCs/>
-        </w:rPr>
-        <w:t xml:space="preserve">FOCS 2001</w:t>
-      </w:r>
-      <w:r>
-        <w:t xml:space="preserve">, 136–145. doi:10.1109/SFCS.2001.959888</w:t>
-      </w:r>
-    </w:p>
-    <w:p>
-      <w:pPr>
-        <w:pStyle w:val="Ref"/>
-      </w:pPr>
-      <w:r>
-        <w:t xml:space="preserve">[95] T. H. Nelson. Transcopyright: A simple legal arrangement for sharing, re-use, and republication of copyrighted material on the net. </w:t>
-      </w:r>
-      <w:r>
-        <w:rPr>
-          <w:i/>
-          <w:iCs/>
-        </w:rPr>
-        <w:t xml:space="preserve">WWCA '97</w:t>
-      </w:r>
-      <w:r>
-        <w:t xml:space="preserve">, LNCS 1274, Springer, 1997.</w:t>
-      </w:r>
-    </w:p>
-    <w:p>
-      <w:pPr>
-        <w:pStyle w:val="Ref"/>
-      </w:pPr>
-      <w:r>
-        <w:t xml:space="preserve">[96] J. W. Penney. Internet surveillance, regulation, and chilling effects online: A comparative case study. </w:t>
-      </w:r>
-      <w:r>
-        <w:rPr>
-          <w:i/>
-          <w:iCs/>
-        </w:rPr>
-        <w:t xml:space="preserve">Internet Policy Review</w:t>
-      </w:r>
-      <w:r>
-        <w:t xml:space="preserve"> 6(2), 2017. doi:10.14763/2017.2.692</w:t>
-      </w:r>
-    </w:p>
-    <w:p>
-      <w:pPr>
-        <w:pStyle w:val="Ref"/>
-      </w:pPr>
-      <w:r>
-        <w:t xml:space="preserve">[97] M. Büchi, E. Fosch-Villaronga, C. Lutz, A. Tamò-Larrieux, S. Velidi, S. Viljoen. The chilling effects of algorithmic profiling: Mapping the issues. </w:t>
-      </w:r>
-      <w:r>
-        <w:rPr>
-          <w:i/>
-          <w:iCs/>
-        </w:rPr>
-        <w:t xml:space="preserve">Computer Law &amp; Security Review</w:t>
-      </w:r>
-      <w:r>
-        <w:t xml:space="preserve"> 36:105367, 2020. doi:10.1016/j.clsr.2019.105367</w:t>
-      </w:r>
-    </w:p>
-    <w:p>
-      <w:pPr>
-        <w:pStyle w:val="Ref"/>
-      </w:pPr>
-      <w:r>
-        <w:t xml:space="preserve">[98] Bundesverfassungsgericht, judgment of 15 December 1983, 1 BvR 209/83 (</w:t>
-      </w:r>
-      <w:r>
-        <w:rPr>
-          <w:i/>
-          <w:iCs/>
-        </w:rPr>
-        <w:t xml:space="preserve">Volkszählungsurteil</w:t>
-      </w:r>
-      <w:r>
-        <w:t xml:space="preserve">), BVerfGE 65, 1.</w:t>
-      </w:r>
-    </w:p>
-    <w:p>
-      <w:pPr>
-        <w:pStyle w:val="Ref"/>
-      </w:pPr>
-      <w:r>
-        <w:t xml:space="preserve">[99] European Court of Human Rights (Grand Chamber), </w:t>
-      </w:r>
-      <w:r>
-        <w:rPr>
-          <w:i/>
-          <w:iCs/>
-        </w:rPr>
-        <w:t xml:space="preserve">Delfi AS v. Estonia</w:t>
-      </w:r>
-      <w:r>
-        <w:t xml:space="preserve">, no. 64569/09, 16 June 2015.</w:t>
-      </w:r>
-    </w:p>
-    <w:p>
-      <w:pPr>
-        <w:pStyle w:val="Ref"/>
-      </w:pPr>
-      <w:r>
-        <w:t xml:space="preserve">[100] J. R. Douceur. The Sybil attack. </w:t>
-      </w:r>
-      <w:r>
-        <w:rPr>
-          <w:i/>
-          <w:iCs/>
-        </w:rPr>
-        <w:t xml:space="preserve">IPTPS 2002</w:t>
-      </w:r>
-      <w:r>
-        <w:t xml:space="preserve">, LNCS 2429:251–260. doi:10.1007/3-540-45748-8_24</w:t>
-      </w:r>
-    </w:p>
-    <w:p>
-      <w:pPr>
-        <w:pStyle w:val="Ref"/>
-      </w:pPr>
-      <w:r>
-        <w:t xml:space="preserve">[101] J. R. Levine. </w:t>
-      </w:r>
-      <w:r>
-        <w:rPr>
-          <w:i/>
-          <w:iCs/>
-        </w:rPr>
-        <w:t xml:space="preserve">Linkers and Loaders.</w:t>
-      </w:r>
-      <w:r>
-        <w:t xml:space="preserve"> Morgan Kaufmann, 2000.</w:t>
-      </w:r>
-    </w:p>
-    <w:p>
-      <w:pPr>
-        <w:pStyle w:val="Ref"/>
-      </w:pPr>
-      <w:r>
-        <w:t xml:space="preserve">[102] S. Kaebisch, M. McCool, E. Korkan (eds.). </w:t>
+        <w:t xml:space="preserve">[93] D. A. Norman. </w:t>
+      </w:r>
+      <w:r>
+        <w:rPr>
+          <w:i/>
+          <w:iCs/>
+        </w:rPr>
+        <w:t xml:space="preserve">The Design of Everyday Things.</w:t>
+      </w:r>
+      <w:r>
+        <w:t xml:space="preserve"> Revised and expanded edition, Basic Books, 2013.</w:t>
+      </w:r>
+    </w:p>
+    <w:p>
+      <w:pPr>
+        <w:pStyle w:val="Ref"/>
+      </w:pPr>
+      <w:r>
+        <w:t xml:space="preserve">[94] S. Mayer. </w:t>
+      </w:r>
+      <w:r>
+        <w:rPr>
+          <w:i/>
+          <w:iCs/>
+        </w:rPr>
+        <w:t xml:space="preserve">Interacting with the Web of Things.</w:t>
+      </w:r>
+      <w:r>
+        <w:t xml:space="preserve"> Doctoral thesis, ETH Zurich, 2014.</w:t>
+      </w:r>
+    </w:p>
+    <w:p>
+      <w:pPr>
+        <w:pStyle w:val="Ref"/>
+      </w:pPr>
+      <w:r>
+        <w:t xml:space="preserve">[95] S. Kaebisch, M. McCool, E. Korkan (eds.). </w:t>
       </w:r>
       <w:r>
         <w:rPr>
@@ -3403,85 +4042,7 @@
         <w:pStyle w:val="Ref"/>
       </w:pPr>
       <w:r>
-        <w:t xml:space="preserve">[103] Regulation (EU) 2016/679 (General Data Protection Regulation), Art. 17.</w:t>
-      </w:r>
-    </w:p>
-    <w:p>
-      <w:pPr>
-        <w:pStyle w:val="Ref"/>
-      </w:pPr>
-      <w:r>
-        <w:t xml:space="preserve">[104] T. P. Pedersen. Non-interactive and information-theoretic secure verifiable secret sharing. </w:t>
-      </w:r>
-      <w:r>
-        <w:rPr>
-          <w:i/>
-          <w:iCs/>
-        </w:rPr>
-        <w:t xml:space="preserve">CRYPTO '91</w:t>
-      </w:r>
-      <w:r>
-        <w:t xml:space="preserve">, LNCS 576:129–140.</w:t>
-      </w:r>
-    </w:p>
-    <w:p>
-      <w:pPr>
-        <w:pStyle w:val="Ref"/>
-      </w:pPr>
-      <w:r>
-        <w:t xml:space="preserve">[105] D. A. Norman. </w:t>
-      </w:r>
-      <w:r>
-        <w:rPr>
-          <w:i/>
-          <w:iCs/>
-        </w:rPr>
-        <w:t xml:space="preserve">The Design of Everyday Things.</w:t>
-      </w:r>
-      <w:r>
-        <w:t xml:space="preserve"> Revised and expanded edition, Basic Books, 2013.</w:t>
-      </w:r>
-    </w:p>
-    <w:p>
-      <w:pPr>
-        <w:pStyle w:val="Ref"/>
-      </w:pPr>
-      <w:r>
-        <w:t xml:space="preserve">[106] Regulation (EU) 2023/956 (Carbon Border Adjustment Mechanism), Art. 35 and Annex IV.</w:t>
-      </w:r>
-    </w:p>
-    <w:p>
-      <w:pPr>
-        <w:pStyle w:val="Ref"/>
-      </w:pPr>
-      <w:r>
-        <w:t xml:space="preserve">[107] Regulation (EU) 2023/956 (CBAM), Arts. 8 and 18; Commission Implementing Regulation (EU) 2025/2546 (verification principles); Commission Delegated Regulation (EU) 2025/2551 (accreditation of verifiers).</w:t>
-      </w:r>
-    </w:p>
-    <w:p>
-      <w:pPr>
-        <w:pStyle w:val="Ref"/>
-      </w:pPr>
-      <w:r>
-        <w:t xml:space="preserve">[108] S. Mayer. </w:t>
-      </w:r>
-      <w:r>
-        <w:rPr>
-          <w:i/>
-          <w:iCs/>
-        </w:rPr>
-        <w:t xml:space="preserve">Interacting with the Web of Things.</w:t>
-      </w:r>
-      <w:r>
-        <w:t xml:space="preserve"> Doctoral thesis, ETH Zurich, 2014.</w:t>
-      </w:r>
-    </w:p>
-    <w:p>
-      <w:pPr>
-        <w:pStyle w:val="Ref"/>
-      </w:pPr>
-      <w:r>
-        <w:t xml:space="preserve">[109] L. Bekavac, S. Mayer, J. Strecker. QR-code integrity by design. </w:t>
+        <w:t xml:space="preserve">[96] L. Bekavac, S. Mayer, J. Strecker. QR-code integrity by design. </w:t>
       </w:r>
       <w:r>
         <w:rPr>
@@ -3499,7 +4060,7 @@
         <w:pStyle w:val="Ref"/>
       </w:pPr>
       <w:r>
-        <w:t xml:space="preserve">[110] J. Strecker, S. Mayer, K. Bektaş. Towards societally beneficial personalized realities: A conceptual foundation for responsible ubiquitous personalization systems. </w:t>
+        <w:t xml:space="preserve">[97] J. Strecker, S. Mayer, K. Bektaş. Towards societally beneficial personalized realities: A conceptual foundation for responsible ubiquitous personalization systems. </w:t>
       </w:r>
       <w:r>
         <w:rPr>
@@ -3517,7 +4078,7 @@
         <w:pStyle w:val="Ref"/>
       </w:pPr>
       <w:r>
-        <w:t xml:space="preserve">[111] A. Tamò-Larrieux, C. Guitton, S. Mayer. A computational science perspective on the legal system. </w:t>
+        <w:t xml:space="preserve">[98] A. Tamò-Larrieux, C. Guitton, S. Mayer. A computational science perspective on the legal system. </w:t>
       </w:r>
       <w:r>
         <w:rPr>
@@ -3535,7 +4096,7 @@
         <w:pStyle w:val="Ref"/>
       </w:pPr>
       <w:r>
-        <w:t xml:space="preserve">[112] C. Guitton, A. Tamò-Larrieux, S. Mayer. </w:t>
+        <w:t xml:space="preserve">[99] C. Guitton, A. Tamò-Larrieux, S. Mayer. </w:t>
       </w:r>
       <w:r>
         <w:rPr>
@@ -3976,7 +4537,16 @@
         <w:t xml:space="preserve">Solid and Secure Multi-Party Computation for a Circular Economy.</w:t>
       </w:r>
       <w:r>
-        <w:t xml:space="preserve"> Solid Symposium 2026; with Grau's MSc thesis (2025, supervised by the PI with Garcia, Mitrokotsa, Cheng). (Running system behind WP3/Island S.)</w:t>
+        <w:t xml:space="preserve"> Solid Symposium 2026; with Grau's MSc thesis (2025, supervised by the PI with Garcia, Mitrokotsa, Cheng). (Running system behind </w:t>
+      </w:r>
+      <w:r>
+        <w:rPr>
+          <w:highlight w:val="yellow"/>
+        </w:rPr>
+        <w:t xml:space="preserve">WP4/Island</w:t>
+      </w:r>
+      <w:r>
+        <w:t xml:space="preserve"> S.)</w:t>
       </w:r>
     </w:p>
     <w:p>
@@ -4029,7 +4599,25 @@
         <w:t xml:space="preserve">Scrutinizing Systemic Risks in Personalized Recommender Systems Through Sock-Puppet Auditing of VLOPs.</w:t>
       </w:r>
       <w:r>
-        <w:t xml:space="preserve"> ACM Transactions on Recommender Systems 5(1), 2026. (Empirical basis of the incentive analysis, WP5.)</w:t>
+        <w:t xml:space="preserve"> ACM Transactions on Recommender Systems 5(1), 2026. (Empirical basis of the </w:t>
+      </w:r>
+      <w:r>
+        <w:rPr>
+          <w:highlight w:val="yellow"/>
+        </w:rPr>
+        <w:t xml:space="preserve">stakeholder</w:t>
+      </w:r>
+      <w:r>
+        <w:t xml:space="preserve"> analysis, </w:t>
+      </w:r>
+      <w:r>
+        <w:rPr>
+          <w:highlight w:val="yellow"/>
+        </w:rPr>
+        <w:t xml:space="preserve">WP1 and</w:t>
+      </w:r>
+      <w:r>
+        <w:t xml:space="preserve"> WP5.)</w:t>
       </w:r>
     </w:p>
     <w:p>
@@ -4226,7 +4814,41 @@
         <w:jc w:val="both"/>
       </w:pPr>
       <w:r>
-        <w:t xml:space="preserve">Associate Editor, </w:t>
+        <w:rPr>
+          <w:highlight w:val="yellow"/>
+        </w:rPr>
+        <w:t xml:space="preserve">General Chair, </w:t>
+      </w:r>
+      <w:r>
+        <w:rPr>
+          <w:b/>
+          <w:bCs/>
+          <w:highlight w:val="yellow"/>
+        </w:rPr>
+        <w:t xml:space="preserve">Solid Symposium 2027</w:t>
+      </w:r>
+      <w:r>
+        <w:rPr>
+          <w:highlight w:val="yellow"/>
+        </w:rPr>
+        <w:t xml:space="preserve"> and </w:t>
+      </w:r>
+      <w:r>
+        <w:rPr>
+          <w:b/>
+          <w:bCs/>
+          <w:highlight w:val="yellow"/>
+        </w:rPr>
+        <w:t xml:space="preserve">ACM Symposium on Computer Science and Law (CS&amp;Law) 2028</w:t>
+      </w:r>
+      <w:r>
+        <w:rPr>
+          <w:highlight w:val="yellow"/>
+        </w:rPr>
+        <w:t xml:space="preserve">.</w:t>
+      </w:r>
+      <w:r>
+        <w:t xml:space="preserve"> Associate Editor, </w:t>
       </w:r>
       <w:r>
         <w:rPr>
@@ -4273,7 +4895,25 @@
         <w:jc w:val="both"/>
       </w:pPr>
       <w:r>
-        <w:t xml:space="preserve">ISLANDS consolidates four research lines the PI has built separately: Web architecture, ubiquitous computing, human-computer interaction, and law. Ubiquitous computing (Associate Editor, PACM IMWUT; Steering Committee, International Conference on the Internet of Things) and HCI (two CHI 2025 Honorable Mentions; signifiers carried from HCI to multi-agent systems) connect the two lines described below, carrying Web architecture into physical environments and to the people who act in them. The Web-architecture line built systems that let machines use the Web: from Web of Things architecture (PhD, ETH; Siemens) through its W3C standardization and industrial deployment, to hypermedia multi-agent systems and run-time affordance discovery (AAMAS 2019–2024). This line supplies the architectural competence the reference layer (WP2) and agent layer (WP4) require, with a demonstrated record of moving designs of this kind into open standards and products, and the record is current: the PI presently leads the definition of the architecture in a €27.6M Chips JU action, where a Web-of-Things-based specification authored by the PI's group is the reference that over 1,500 person-months of hardware and platform implementation must satisfy. The legal line studied, with legal scholars, how information control works under regulation: automatically processable regulation, AI-and-law (Routledge 2025; Nature Computational Science 2025), DSA data-access auditing, and service on the European VLOP-auditing oversight board. This line supplies the domain competence Island L and the incentive analysis (WP5) require, and it backs the proposal's legally anchored motivation with the PI's own publications. The two running systems the project extends (the PEP-LCA/ Solid SMPC stack; the signifier-based agent environments) were both built in the PI's group by team members who carry them through the project's first 20 months.</w:t>
+        <w:t xml:space="preserve">ISLANDS consolidates four research lines the PI has built separately: Web architecture, ubiquitous computing, human-computer interaction, and law. Ubiquitous computing (Associate Editor, PACM IMWUT; Steering Committee, International Conference on the Internet of Things) and HCI (two CHI 2025 Honorable Mentions; signifiers carried from HCI to multi-agent systems) connect the two lines described below, carrying Web architecture into physical environments and to the people who act in them. The Web-architecture line built systems that let machines use the Web: from Web of Things architecture (PhD, ETH; Siemens) through its W3C standardization and industrial deployment, to hypermedia multi-agent systems and run-time affordance discovery (AAMAS 2019–2024). This line supplies the architectural competence </w:t>
+      </w:r>
+      <w:r>
+        <w:rPr>
+          <w:highlight w:val="yellow"/>
+        </w:rPr>
+        <w:t xml:space="preserve">that</w:t>
+      </w:r>
+      <w:r>
+        <w:t xml:space="preserve"> the reference and agent </w:t>
+      </w:r>
+      <w:r>
+        <w:rPr>
+          <w:highlight w:val="yellow"/>
+        </w:rPr>
+        <w:t xml:space="preserve">layers</w:t>
+      </w:r>
+      <w:r>
+        <w:t xml:space="preserve"> (WP4) require, with a demonstrated record of moving designs of this kind into open standards and products, and the record is current: the PI presently leads the definition of the architecture in a €27.6M Chips JU action, where a Web-of-Things-based specification authored by the PI's group is the reference that over 1,500 person-months of hardware and platform implementation must satisfy. The legal line studied, with legal scholars, how information control works under regulation: automatically processable regulation, AI-and-law (Routledge 2025; Nature Computational Science 2025), DSA data-access auditing, and service on the European VLOP-auditing oversight board. This line supplies the domain competence Island L and the incentive analysis (WP5) require, and it backs the proposal's legally anchored motivation with the PI's own publications. The two running systems the project extends (the PEP-LCA/ Solid SMPC stack; the signifier-based agent environments) were both built in the PI's group by team members who carry them through the project's first 20 months.</w:t>
       </w:r>
     </w:p>
     <w:sectPr>
